--- a/docs/02_项目开发文档.docx
+++ b/docs/02_项目开发文档.docx
@@ -152,7 +152,7 @@
         <w:pStyle w:val="2"/>
         <w:spacing w:before="360" w:after="240"/>
       </w:pPr>
-      <w:bookmarkStart w:id="0" w:name="_Toc27467"/>
+      <w:bookmarkStart w:id="0" w:name="_Toc2463"/>
       <w:r>
         <w:rPr>
           <w:rFonts w:ascii="黑体" w:hAnsi="黑体" w:eastAsia="黑体" w:cs="黑体"/>
@@ -531,7 +531,7 @@
                 <w:sz w:val="20"/>
                 <w:szCs w:val="20"/>
               </w:rPr>
-              <w:t>组员1提供核心引擎技术细节，组员2提供数据库设计，组员3提供UI架构说明，组员4提供服务层实现，组员5统筹文档结构与质量审核</w:t>
+              <w:t>组员1（颜瑞）提供核心引擎技术细节，组员2（陈培钦）提供数据库设计，组员3（杨晋宇）提供UI架构说明，组员4（王润廷）提供服务层实现，组员5（柯康锐）统筹文档结构与质量审核</w:t>
             </w:r>
           </w:p>
         </w:tc>
@@ -547,7 +547,7 @@
         <w:pStyle w:val="2"/>
         <w:spacing w:before="360" w:after="240"/>
       </w:pPr>
-      <w:bookmarkStart w:id="1" w:name="_Toc3370"/>
+      <w:bookmarkStart w:id="1" w:name="_Toc8948"/>
       <w:r>
         <w:rPr>
           <w:rFonts w:ascii="黑体" w:hAnsi="黑体" w:eastAsia="黑体" w:cs="黑体"/>
@@ -563,7 +563,7 @@
     <w:sdt>
       <w:sdtPr>
         <w:alias w:val="目录"/>
-        <w:id w:val="147469854"/>
+        <w:id w:val="147461132"/>
       </w:sdtPr>
       <w:sdtContent>
         <w:p>
@@ -595,7 +595,7 @@
             <w:fldChar w:fldCharType="begin"/>
           </w:r>
           <w:r>
-            <w:instrText xml:space="preserve"> HYPERLINK \l _Toc27467 </w:instrText>
+            <w:instrText xml:space="preserve"> HYPERLINK \l _Toc2463 </w:instrText>
           </w:r>
           <w:r>
             <w:fldChar w:fldCharType="separate"/>
@@ -615,7 +615,7 @@
             <w:fldChar w:fldCharType="begin"/>
           </w:r>
           <w:r>
-            <w:instrText xml:space="preserve"> PAGEREF _Toc27467 \h </w:instrText>
+            <w:instrText xml:space="preserve"> PAGEREF _Toc2463 \h </w:instrText>
           </w:r>
           <w:r>
             <w:fldChar w:fldCharType="separate"/>
@@ -641,7 +641,7 @@
             <w:fldChar w:fldCharType="begin"/>
           </w:r>
           <w:r>
-            <w:instrText xml:space="preserve"> HYPERLINK \l _Toc3370 </w:instrText>
+            <w:instrText xml:space="preserve"> HYPERLINK \l _Toc8948 </w:instrText>
           </w:r>
           <w:r>
             <w:fldChar w:fldCharType="separate"/>
@@ -661,7 +661,7 @@
             <w:fldChar w:fldCharType="begin"/>
           </w:r>
           <w:r>
-            <w:instrText xml:space="preserve"> PAGEREF _Toc3370 \h </w:instrText>
+            <w:instrText xml:space="preserve"> PAGEREF _Toc8948 \h </w:instrText>
           </w:r>
           <w:r>
             <w:fldChar w:fldCharType="separate"/>
@@ -687,7 +687,7 @@
             <w:fldChar w:fldCharType="begin"/>
           </w:r>
           <w:r>
-            <w:instrText xml:space="preserve"> HYPERLINK \l _Toc12168 </w:instrText>
+            <w:instrText xml:space="preserve"> HYPERLINK \l _Toc28633 </w:instrText>
           </w:r>
           <w:r>
             <w:fldChar w:fldCharType="separate"/>
@@ -707,7 +707,7 @@
             <w:fldChar w:fldCharType="begin"/>
           </w:r>
           <w:r>
-            <w:instrText xml:space="preserve"> PAGEREF _Toc12168 \h </w:instrText>
+            <w:instrText xml:space="preserve"> PAGEREF _Toc28633 \h </w:instrText>
           </w:r>
           <w:r>
             <w:fldChar w:fldCharType="separate"/>
@@ -733,7 +733,7 @@
             <w:fldChar w:fldCharType="begin"/>
           </w:r>
           <w:r>
-            <w:instrText xml:space="preserve"> HYPERLINK \l _Toc1584 </w:instrText>
+            <w:instrText xml:space="preserve"> HYPERLINK \l _Toc17451 </w:instrText>
           </w:r>
           <w:r>
             <w:fldChar w:fldCharType="separate"/>
@@ -753,7 +753,7 @@
             <w:fldChar w:fldCharType="begin"/>
           </w:r>
           <w:r>
-            <w:instrText xml:space="preserve"> PAGEREF _Toc1584 \h </w:instrText>
+            <w:instrText xml:space="preserve"> PAGEREF _Toc17451 \h </w:instrText>
           </w:r>
           <w:r>
             <w:fldChar w:fldCharType="separate"/>
@@ -779,7 +779,7 @@
             <w:fldChar w:fldCharType="begin"/>
           </w:r>
           <w:r>
-            <w:instrText xml:space="preserve"> HYPERLINK \l _Toc2014 </w:instrText>
+            <w:instrText xml:space="preserve"> HYPERLINK \l _Toc17704 </w:instrText>
           </w:r>
           <w:r>
             <w:fldChar w:fldCharType="separate"/>
@@ -799,7 +799,7 @@
             <w:fldChar w:fldCharType="begin"/>
           </w:r>
           <w:r>
-            <w:instrText xml:space="preserve"> PAGEREF _Toc2014 \h </w:instrText>
+            <w:instrText xml:space="preserve"> PAGEREF _Toc17704 \h </w:instrText>
           </w:r>
           <w:r>
             <w:fldChar w:fldCharType="separate"/>
@@ -825,7 +825,7 @@
             <w:fldChar w:fldCharType="begin"/>
           </w:r>
           <w:r>
-            <w:instrText xml:space="preserve"> HYPERLINK \l _Toc29967 </w:instrText>
+            <w:instrText xml:space="preserve"> HYPERLINK \l _Toc31623 </w:instrText>
           </w:r>
           <w:r>
             <w:fldChar w:fldCharType="separate"/>
@@ -845,7 +845,7 @@
             <w:fldChar w:fldCharType="begin"/>
           </w:r>
           <w:r>
-            <w:instrText xml:space="preserve"> PAGEREF _Toc29967 \h </w:instrText>
+            <w:instrText xml:space="preserve"> PAGEREF _Toc31623 \h </w:instrText>
           </w:r>
           <w:r>
             <w:fldChar w:fldCharType="separate"/>
@@ -871,7 +871,7 @@
             <w:fldChar w:fldCharType="begin"/>
           </w:r>
           <w:r>
-            <w:instrText xml:space="preserve"> HYPERLINK \l _Toc3389 </w:instrText>
+            <w:instrText xml:space="preserve"> HYPERLINK \l _Toc21206 </w:instrText>
           </w:r>
           <w:r>
             <w:fldChar w:fldCharType="separate"/>
@@ -891,7 +891,7 @@
             <w:fldChar w:fldCharType="begin"/>
           </w:r>
           <w:r>
-            <w:instrText xml:space="preserve"> PAGEREF _Toc3389 \h </w:instrText>
+            <w:instrText xml:space="preserve"> PAGEREF _Toc21206 \h </w:instrText>
           </w:r>
           <w:r>
             <w:fldChar w:fldCharType="separate"/>
@@ -917,7 +917,7 @@
             <w:fldChar w:fldCharType="begin"/>
           </w:r>
           <w:r>
-            <w:instrText xml:space="preserve"> HYPERLINK \l _Toc16931 </w:instrText>
+            <w:instrText xml:space="preserve"> HYPERLINK \l _Toc10839 </w:instrText>
           </w:r>
           <w:r>
             <w:fldChar w:fldCharType="separate"/>
@@ -937,7 +937,7 @@
             <w:fldChar w:fldCharType="begin"/>
           </w:r>
           <w:r>
-            <w:instrText xml:space="preserve"> PAGEREF _Toc16931 \h </w:instrText>
+            <w:instrText xml:space="preserve"> PAGEREF _Toc10839 \h </w:instrText>
           </w:r>
           <w:r>
             <w:fldChar w:fldCharType="separate"/>
@@ -963,7 +963,7 @@
             <w:fldChar w:fldCharType="begin"/>
           </w:r>
           <w:r>
-            <w:instrText xml:space="preserve"> HYPERLINK \l _Toc5390 </w:instrText>
+            <w:instrText xml:space="preserve"> HYPERLINK \l _Toc25977 </w:instrText>
           </w:r>
           <w:r>
             <w:fldChar w:fldCharType="separate"/>
@@ -983,7 +983,7 @@
             <w:fldChar w:fldCharType="begin"/>
           </w:r>
           <w:r>
-            <w:instrText xml:space="preserve"> PAGEREF _Toc5390 \h </w:instrText>
+            <w:instrText xml:space="preserve"> PAGEREF _Toc25977 \h </w:instrText>
           </w:r>
           <w:r>
             <w:fldChar w:fldCharType="separate"/>
@@ -1009,7 +1009,7 @@
             <w:fldChar w:fldCharType="begin"/>
           </w:r>
           <w:r>
-            <w:instrText xml:space="preserve"> HYPERLINK \l _Toc18860 </w:instrText>
+            <w:instrText xml:space="preserve"> HYPERLINK \l _Toc8528 </w:instrText>
           </w:r>
           <w:r>
             <w:fldChar w:fldCharType="separate"/>
@@ -1029,13 +1029,13 @@
             <w:fldChar w:fldCharType="begin"/>
           </w:r>
           <w:r>
-            <w:instrText xml:space="preserve"> PAGEREF _Toc18860 \h </w:instrText>
+            <w:instrText xml:space="preserve"> PAGEREF _Toc8528 \h </w:instrText>
           </w:r>
           <w:r>
             <w:fldChar w:fldCharType="separate"/>
           </w:r>
           <w:r>
-            <w:t>6</w:t>
+            <w:t>5</w:t>
           </w:r>
           <w:r>
             <w:fldChar w:fldCharType="end"/>
@@ -1055,7 +1055,7 @@
             <w:fldChar w:fldCharType="begin"/>
           </w:r>
           <w:r>
-            <w:instrText xml:space="preserve"> HYPERLINK \l _Toc23843 </w:instrText>
+            <w:instrText xml:space="preserve"> HYPERLINK \l _Toc20360 </w:instrText>
           </w:r>
           <w:r>
             <w:fldChar w:fldCharType="separate"/>
@@ -1075,7 +1075,7 @@
             <w:fldChar w:fldCharType="begin"/>
           </w:r>
           <w:r>
-            <w:instrText xml:space="preserve"> PAGEREF _Toc23843 \h </w:instrText>
+            <w:instrText xml:space="preserve"> PAGEREF _Toc20360 \h </w:instrText>
           </w:r>
           <w:r>
             <w:fldChar w:fldCharType="separate"/>
@@ -1101,7 +1101,7 @@
             <w:fldChar w:fldCharType="begin"/>
           </w:r>
           <w:r>
-            <w:instrText xml:space="preserve"> HYPERLINK \l _Toc8825 </w:instrText>
+            <w:instrText xml:space="preserve"> HYPERLINK \l _Toc25433 </w:instrText>
           </w:r>
           <w:r>
             <w:fldChar w:fldCharType="separate"/>
@@ -1121,7 +1121,7 @@
             <w:fldChar w:fldCharType="begin"/>
           </w:r>
           <w:r>
-            <w:instrText xml:space="preserve"> PAGEREF _Toc8825 \h </w:instrText>
+            <w:instrText xml:space="preserve"> PAGEREF _Toc25433 \h </w:instrText>
           </w:r>
           <w:r>
             <w:fldChar w:fldCharType="separate"/>
@@ -1147,7 +1147,7 @@
             <w:fldChar w:fldCharType="begin"/>
           </w:r>
           <w:r>
-            <w:instrText xml:space="preserve"> HYPERLINK \l _Toc22577 </w:instrText>
+            <w:instrText xml:space="preserve"> HYPERLINK \l _Toc16749 </w:instrText>
           </w:r>
           <w:r>
             <w:fldChar w:fldCharType="separate"/>
@@ -1167,7 +1167,7 @@
             <w:fldChar w:fldCharType="begin"/>
           </w:r>
           <w:r>
-            <w:instrText xml:space="preserve"> PAGEREF _Toc22577 \h </w:instrText>
+            <w:instrText xml:space="preserve"> PAGEREF _Toc16749 \h </w:instrText>
           </w:r>
           <w:r>
             <w:fldChar w:fldCharType="separate"/>
@@ -1193,7 +1193,7 @@
             <w:fldChar w:fldCharType="begin"/>
           </w:r>
           <w:r>
-            <w:instrText xml:space="preserve"> HYPERLINK \l _Toc22282 </w:instrText>
+            <w:instrText xml:space="preserve"> HYPERLINK \l _Toc15308 </w:instrText>
           </w:r>
           <w:r>
             <w:fldChar w:fldCharType="separate"/>
@@ -1213,7 +1213,7 @@
             <w:fldChar w:fldCharType="begin"/>
           </w:r>
           <w:r>
-            <w:instrText xml:space="preserve"> PAGEREF _Toc22282 \h </w:instrText>
+            <w:instrText xml:space="preserve"> PAGEREF _Toc15308 \h </w:instrText>
           </w:r>
           <w:r>
             <w:fldChar w:fldCharType="separate"/>
@@ -1239,7 +1239,7 @@
             <w:fldChar w:fldCharType="begin"/>
           </w:r>
           <w:r>
-            <w:instrText xml:space="preserve"> HYPERLINK \l _Toc9967 </w:instrText>
+            <w:instrText xml:space="preserve"> HYPERLINK \l _Toc11082 </w:instrText>
           </w:r>
           <w:r>
             <w:fldChar w:fldCharType="separate"/>
@@ -1259,7 +1259,7 @@
             <w:fldChar w:fldCharType="begin"/>
           </w:r>
           <w:r>
-            <w:instrText xml:space="preserve"> PAGEREF _Toc9967 \h </w:instrText>
+            <w:instrText xml:space="preserve"> PAGEREF _Toc11082 \h </w:instrText>
           </w:r>
           <w:r>
             <w:fldChar w:fldCharType="separate"/>
@@ -1285,7 +1285,7 @@
             <w:fldChar w:fldCharType="begin"/>
           </w:r>
           <w:r>
-            <w:instrText xml:space="preserve"> HYPERLINK \l _Toc3235 </w:instrText>
+            <w:instrText xml:space="preserve"> HYPERLINK \l _Toc11185 </w:instrText>
           </w:r>
           <w:r>
             <w:fldChar w:fldCharType="separate"/>
@@ -1305,7 +1305,7 @@
             <w:fldChar w:fldCharType="begin"/>
           </w:r>
           <w:r>
-            <w:instrText xml:space="preserve"> PAGEREF _Toc3235 \h </w:instrText>
+            <w:instrText xml:space="preserve"> PAGEREF _Toc11185 \h </w:instrText>
           </w:r>
           <w:r>
             <w:fldChar w:fldCharType="separate"/>
@@ -1331,7 +1331,7 @@
             <w:fldChar w:fldCharType="begin"/>
           </w:r>
           <w:r>
-            <w:instrText xml:space="preserve"> HYPERLINK \l _Toc27470 </w:instrText>
+            <w:instrText xml:space="preserve"> HYPERLINK \l _Toc15821 </w:instrText>
           </w:r>
           <w:r>
             <w:fldChar w:fldCharType="separate"/>
@@ -1351,7 +1351,7 @@
             <w:fldChar w:fldCharType="begin"/>
           </w:r>
           <w:r>
-            <w:instrText xml:space="preserve"> PAGEREF _Toc27470 \h </w:instrText>
+            <w:instrText xml:space="preserve"> PAGEREF _Toc15821 \h </w:instrText>
           </w:r>
           <w:r>
             <w:fldChar w:fldCharType="separate"/>
@@ -1377,7 +1377,7 @@
             <w:fldChar w:fldCharType="begin"/>
           </w:r>
           <w:r>
-            <w:instrText xml:space="preserve"> HYPERLINK \l _Toc12330 </w:instrText>
+            <w:instrText xml:space="preserve"> HYPERLINK \l _Toc3505 </w:instrText>
           </w:r>
           <w:r>
             <w:fldChar w:fldCharType="separate"/>
@@ -1397,7 +1397,7 @@
             <w:fldChar w:fldCharType="begin"/>
           </w:r>
           <w:r>
-            <w:instrText xml:space="preserve"> PAGEREF _Toc12330 \h </w:instrText>
+            <w:instrText xml:space="preserve"> PAGEREF _Toc3505 \h </w:instrText>
           </w:r>
           <w:r>
             <w:fldChar w:fldCharType="separate"/>
@@ -1423,7 +1423,7 @@
             <w:fldChar w:fldCharType="begin"/>
           </w:r>
           <w:r>
-            <w:instrText xml:space="preserve"> HYPERLINK \l _Toc20078 </w:instrText>
+            <w:instrText xml:space="preserve"> HYPERLINK \l _Toc2764 </w:instrText>
           </w:r>
           <w:r>
             <w:fldChar w:fldCharType="separate"/>
@@ -1443,7 +1443,7 @@
             <w:fldChar w:fldCharType="begin"/>
           </w:r>
           <w:r>
-            <w:instrText xml:space="preserve"> PAGEREF _Toc20078 \h </w:instrText>
+            <w:instrText xml:space="preserve"> PAGEREF _Toc2764 \h </w:instrText>
           </w:r>
           <w:r>
             <w:fldChar w:fldCharType="separate"/>
@@ -1469,7 +1469,7 @@
             <w:fldChar w:fldCharType="begin"/>
           </w:r>
           <w:r>
-            <w:instrText xml:space="preserve"> HYPERLINK \l _Toc16072 </w:instrText>
+            <w:instrText xml:space="preserve"> HYPERLINK \l _Toc3804 </w:instrText>
           </w:r>
           <w:r>
             <w:fldChar w:fldCharType="separate"/>
@@ -1480,7 +1480,7 @@
               <w:bCs/>
               <w:szCs w:val="28"/>
             </w:rPr>
-            <w:t>3.1 技术可行性分析</w:t>
+            <w:t>3.1 技术可行性</w:t>
           </w:r>
           <w:r>
             <w:tab/>
@@ -1489,7 +1489,7 @@
             <w:fldChar w:fldCharType="begin"/>
           </w:r>
           <w:r>
-            <w:instrText xml:space="preserve"> PAGEREF _Toc16072 \h </w:instrText>
+            <w:instrText xml:space="preserve"> PAGEREF _Toc3804 \h </w:instrText>
           </w:r>
           <w:r>
             <w:fldChar w:fldCharType="separate"/>
@@ -1515,7 +1515,7 @@
             <w:fldChar w:fldCharType="begin"/>
           </w:r>
           <w:r>
-            <w:instrText xml:space="preserve"> HYPERLINK \l _Toc5946 </w:instrText>
+            <w:instrText xml:space="preserve"> HYPERLINK \l _Toc2932 </w:instrText>
           </w:r>
           <w:r>
             <w:fldChar w:fldCharType="separate"/>
@@ -1535,7 +1535,7 @@
             <w:fldChar w:fldCharType="begin"/>
           </w:r>
           <w:r>
-            <w:instrText xml:space="preserve"> PAGEREF _Toc5946 \h </w:instrText>
+            <w:instrText xml:space="preserve"> PAGEREF _Toc2932 \h </w:instrText>
           </w:r>
           <w:r>
             <w:fldChar w:fldCharType="separate"/>
@@ -1561,7 +1561,7 @@
             <w:fldChar w:fldCharType="begin"/>
           </w:r>
           <w:r>
-            <w:instrText xml:space="preserve"> HYPERLINK \l _Toc12441 </w:instrText>
+            <w:instrText xml:space="preserve"> HYPERLINK \l _Toc19070 </w:instrText>
           </w:r>
           <w:r>
             <w:fldChar w:fldCharType="separate"/>
@@ -1581,7 +1581,7 @@
             <w:fldChar w:fldCharType="begin"/>
           </w:r>
           <w:r>
-            <w:instrText xml:space="preserve"> PAGEREF _Toc12441 \h </w:instrText>
+            <w:instrText xml:space="preserve"> PAGEREF _Toc19070 \h </w:instrText>
           </w:r>
           <w:r>
             <w:fldChar w:fldCharType="separate"/>
@@ -1607,7 +1607,7 @@
             <w:fldChar w:fldCharType="begin"/>
           </w:r>
           <w:r>
-            <w:instrText xml:space="preserve"> HYPERLINK \l _Toc24265 </w:instrText>
+            <w:instrText xml:space="preserve"> HYPERLINK \l _Toc16731 </w:instrText>
           </w:r>
           <w:r>
             <w:fldChar w:fldCharType="separate"/>
@@ -1627,7 +1627,7 @@
             <w:fldChar w:fldCharType="begin"/>
           </w:r>
           <w:r>
-            <w:instrText xml:space="preserve"> PAGEREF _Toc24265 \h </w:instrText>
+            <w:instrText xml:space="preserve"> PAGEREF _Toc16731 \h </w:instrText>
           </w:r>
           <w:r>
             <w:fldChar w:fldCharType="separate"/>
@@ -1653,7 +1653,7 @@
             <w:fldChar w:fldCharType="begin"/>
           </w:r>
           <w:r>
-            <w:instrText xml:space="preserve"> HYPERLINK \l _Toc32254 </w:instrText>
+            <w:instrText xml:space="preserve"> HYPERLINK \l _Toc2438 </w:instrText>
           </w:r>
           <w:r>
             <w:fldChar w:fldCharType="separate"/>
@@ -1673,7 +1673,7 @@
             <w:fldChar w:fldCharType="begin"/>
           </w:r>
           <w:r>
-            <w:instrText xml:space="preserve"> PAGEREF _Toc32254 \h </w:instrText>
+            <w:instrText xml:space="preserve"> PAGEREF _Toc2438 \h </w:instrText>
           </w:r>
           <w:r>
             <w:fldChar w:fldCharType="separate"/>
@@ -1699,7 +1699,7 @@
             <w:fldChar w:fldCharType="begin"/>
           </w:r>
           <w:r>
-            <w:instrText xml:space="preserve"> HYPERLINK \l _Toc6400 </w:instrText>
+            <w:instrText xml:space="preserve"> HYPERLINK \l _Toc4273 </w:instrText>
           </w:r>
           <w:r>
             <w:fldChar w:fldCharType="separate"/>
@@ -1719,7 +1719,7 @@
             <w:fldChar w:fldCharType="begin"/>
           </w:r>
           <w:r>
-            <w:instrText xml:space="preserve"> PAGEREF _Toc6400 \h </w:instrText>
+            <w:instrText xml:space="preserve"> PAGEREF _Toc4273 \h </w:instrText>
           </w:r>
           <w:r>
             <w:fldChar w:fldCharType="separate"/>
@@ -1745,7 +1745,7 @@
             <w:fldChar w:fldCharType="begin"/>
           </w:r>
           <w:r>
-            <w:instrText xml:space="preserve"> HYPERLINK \l _Toc15429 </w:instrText>
+            <w:instrText xml:space="preserve"> HYPERLINK \l _Toc27223 </w:instrText>
           </w:r>
           <w:r>
             <w:fldChar w:fldCharType="separate"/>
@@ -1765,7 +1765,7 @@
             <w:fldChar w:fldCharType="begin"/>
           </w:r>
           <w:r>
-            <w:instrText xml:space="preserve"> PAGEREF _Toc15429 \h </w:instrText>
+            <w:instrText xml:space="preserve"> PAGEREF _Toc27223 \h </w:instrText>
           </w:r>
           <w:r>
             <w:fldChar w:fldCharType="separate"/>
@@ -1791,7 +1791,7 @@
             <w:fldChar w:fldCharType="begin"/>
           </w:r>
           <w:r>
-            <w:instrText xml:space="preserve"> HYPERLINK \l _Toc6919 </w:instrText>
+            <w:instrText xml:space="preserve"> HYPERLINK \l _Toc9570 </w:instrText>
           </w:r>
           <w:r>
             <w:fldChar w:fldCharType="separate"/>
@@ -1811,7 +1811,7 @@
             <w:fldChar w:fldCharType="begin"/>
           </w:r>
           <w:r>
-            <w:instrText xml:space="preserve"> PAGEREF _Toc6919 \h </w:instrText>
+            <w:instrText xml:space="preserve"> PAGEREF _Toc9570 \h </w:instrText>
           </w:r>
           <w:r>
             <w:fldChar w:fldCharType="separate"/>
@@ -1837,7 +1837,7 @@
             <w:fldChar w:fldCharType="begin"/>
           </w:r>
           <w:r>
-            <w:instrText xml:space="preserve"> HYPERLINK \l _Toc29888 </w:instrText>
+            <w:instrText xml:space="preserve"> HYPERLINK \l _Toc7164 </w:instrText>
           </w:r>
           <w:r>
             <w:fldChar w:fldCharType="separate"/>
@@ -1857,7 +1857,7 @@
             <w:fldChar w:fldCharType="begin"/>
           </w:r>
           <w:r>
-            <w:instrText xml:space="preserve"> PAGEREF _Toc29888 \h </w:instrText>
+            <w:instrText xml:space="preserve"> PAGEREF _Toc7164 \h </w:instrText>
           </w:r>
           <w:r>
             <w:fldChar w:fldCharType="separate"/>
@@ -1883,7 +1883,7 @@
             <w:fldChar w:fldCharType="begin"/>
           </w:r>
           <w:r>
-            <w:instrText xml:space="preserve"> HYPERLINK \l _Toc22150 </w:instrText>
+            <w:instrText xml:space="preserve"> HYPERLINK \l _Toc493 </w:instrText>
           </w:r>
           <w:r>
             <w:fldChar w:fldCharType="separate"/>
@@ -1903,7 +1903,7 @@
             <w:fldChar w:fldCharType="begin"/>
           </w:r>
           <w:r>
-            <w:instrText xml:space="preserve"> PAGEREF _Toc22150 \h </w:instrText>
+            <w:instrText xml:space="preserve"> PAGEREF _Toc493 \h </w:instrText>
           </w:r>
           <w:r>
             <w:fldChar w:fldCharType="separate"/>
@@ -1929,7 +1929,7 @@
             <w:fldChar w:fldCharType="begin"/>
           </w:r>
           <w:r>
-            <w:instrText xml:space="preserve"> HYPERLINK \l _Toc12687 </w:instrText>
+            <w:instrText xml:space="preserve"> HYPERLINK \l _Toc28688 </w:instrText>
           </w:r>
           <w:r>
             <w:fldChar w:fldCharType="separate"/>
@@ -1949,7 +1949,7 @@
             <w:fldChar w:fldCharType="begin"/>
           </w:r>
           <w:r>
-            <w:instrText xml:space="preserve"> PAGEREF _Toc12687 \h </w:instrText>
+            <w:instrText xml:space="preserve"> PAGEREF _Toc28688 \h </w:instrText>
           </w:r>
           <w:r>
             <w:fldChar w:fldCharType="separate"/>
@@ -1975,7 +1975,7 @@
             <w:fldChar w:fldCharType="begin"/>
           </w:r>
           <w:r>
-            <w:instrText xml:space="preserve"> HYPERLINK \l _Toc30675 </w:instrText>
+            <w:instrText xml:space="preserve"> HYPERLINK \l _Toc3633 </w:instrText>
           </w:r>
           <w:r>
             <w:fldChar w:fldCharType="separate"/>
@@ -1995,7 +1995,7 @@
             <w:fldChar w:fldCharType="begin"/>
           </w:r>
           <w:r>
-            <w:instrText xml:space="preserve"> PAGEREF _Toc30675 \h </w:instrText>
+            <w:instrText xml:space="preserve"> PAGEREF _Toc3633 \h </w:instrText>
           </w:r>
           <w:r>
             <w:fldChar w:fldCharType="separate"/>
@@ -2021,7 +2021,7 @@
             <w:fldChar w:fldCharType="begin"/>
           </w:r>
           <w:r>
-            <w:instrText xml:space="preserve"> HYPERLINK \l _Toc21917 </w:instrText>
+            <w:instrText xml:space="preserve"> HYPERLINK \l _Toc24800 </w:instrText>
           </w:r>
           <w:r>
             <w:fldChar w:fldCharType="separate"/>
@@ -2041,7 +2041,7 @@
             <w:fldChar w:fldCharType="begin"/>
           </w:r>
           <w:r>
-            <w:instrText xml:space="preserve"> PAGEREF _Toc21917 \h </w:instrText>
+            <w:instrText xml:space="preserve"> PAGEREF _Toc24800 \h </w:instrText>
           </w:r>
           <w:r>
             <w:fldChar w:fldCharType="separate"/>
@@ -2067,7 +2067,7 @@
             <w:fldChar w:fldCharType="begin"/>
           </w:r>
           <w:r>
-            <w:instrText xml:space="preserve"> HYPERLINK \l _Toc18030 </w:instrText>
+            <w:instrText xml:space="preserve"> HYPERLINK \l _Toc28046 </w:instrText>
           </w:r>
           <w:r>
             <w:fldChar w:fldCharType="separate"/>
@@ -2087,7 +2087,7 @@
             <w:fldChar w:fldCharType="begin"/>
           </w:r>
           <w:r>
-            <w:instrText xml:space="preserve"> PAGEREF _Toc18030 \h </w:instrText>
+            <w:instrText xml:space="preserve"> PAGEREF _Toc28046 \h </w:instrText>
           </w:r>
           <w:r>
             <w:fldChar w:fldCharType="separate"/>
@@ -2113,7 +2113,7 @@
             <w:fldChar w:fldCharType="begin"/>
           </w:r>
           <w:r>
-            <w:instrText xml:space="preserve"> HYPERLINK \l _Toc16801 </w:instrText>
+            <w:instrText xml:space="preserve"> HYPERLINK \l _Toc21896 </w:instrText>
           </w:r>
           <w:r>
             <w:fldChar w:fldCharType="separate"/>
@@ -2133,7 +2133,7 @@
             <w:fldChar w:fldCharType="begin"/>
           </w:r>
           <w:r>
-            <w:instrText xml:space="preserve"> PAGEREF _Toc16801 \h </w:instrText>
+            <w:instrText xml:space="preserve"> PAGEREF _Toc21896 \h </w:instrText>
           </w:r>
           <w:r>
             <w:fldChar w:fldCharType="separate"/>
@@ -2159,7 +2159,7 @@
             <w:fldChar w:fldCharType="begin"/>
           </w:r>
           <w:r>
-            <w:instrText xml:space="preserve"> HYPERLINK \l _Toc25216 </w:instrText>
+            <w:instrText xml:space="preserve"> HYPERLINK \l _Toc24318 </w:instrText>
           </w:r>
           <w:r>
             <w:fldChar w:fldCharType="separate"/>
@@ -2179,7 +2179,7 @@
             <w:fldChar w:fldCharType="begin"/>
           </w:r>
           <w:r>
-            <w:instrText xml:space="preserve"> PAGEREF _Toc25216 \h </w:instrText>
+            <w:instrText xml:space="preserve"> PAGEREF _Toc24318 \h </w:instrText>
           </w:r>
           <w:r>
             <w:fldChar w:fldCharType="separate"/>
@@ -2205,7 +2205,7 @@
             <w:fldChar w:fldCharType="begin"/>
           </w:r>
           <w:r>
-            <w:instrText xml:space="preserve"> HYPERLINK \l _Toc5677 </w:instrText>
+            <w:instrText xml:space="preserve"> HYPERLINK \l _Toc31776 </w:instrText>
           </w:r>
           <w:r>
             <w:fldChar w:fldCharType="separate"/>
@@ -2225,7 +2225,7 @@
             <w:fldChar w:fldCharType="begin"/>
           </w:r>
           <w:r>
-            <w:instrText xml:space="preserve"> PAGEREF _Toc5677 \h </w:instrText>
+            <w:instrText xml:space="preserve"> PAGEREF _Toc31776 \h </w:instrText>
           </w:r>
           <w:r>
             <w:fldChar w:fldCharType="separate"/>
@@ -2251,7 +2251,7 @@
             <w:fldChar w:fldCharType="begin"/>
           </w:r>
           <w:r>
-            <w:instrText xml:space="preserve"> HYPERLINK \l _Toc3899 </w:instrText>
+            <w:instrText xml:space="preserve"> HYPERLINK \l _Toc16155 </w:instrText>
           </w:r>
           <w:r>
             <w:fldChar w:fldCharType="separate"/>
@@ -2271,7 +2271,7 @@
             <w:fldChar w:fldCharType="begin"/>
           </w:r>
           <w:r>
-            <w:instrText xml:space="preserve"> PAGEREF _Toc3899 \h </w:instrText>
+            <w:instrText xml:space="preserve"> PAGEREF _Toc16155 \h </w:instrText>
           </w:r>
           <w:r>
             <w:fldChar w:fldCharType="separate"/>
@@ -2297,7 +2297,7 @@
             <w:fldChar w:fldCharType="begin"/>
           </w:r>
           <w:r>
-            <w:instrText xml:space="preserve"> HYPERLINK \l _Toc8962 </w:instrText>
+            <w:instrText xml:space="preserve"> HYPERLINK \l _Toc4664 </w:instrText>
           </w:r>
           <w:r>
             <w:fldChar w:fldCharType="separate"/>
@@ -2317,7 +2317,7 @@
             <w:fldChar w:fldCharType="begin"/>
           </w:r>
           <w:r>
-            <w:instrText xml:space="preserve"> PAGEREF _Toc8962 \h </w:instrText>
+            <w:instrText xml:space="preserve"> PAGEREF _Toc4664 \h </w:instrText>
           </w:r>
           <w:r>
             <w:fldChar w:fldCharType="separate"/>
@@ -2343,7 +2343,7 @@
             <w:fldChar w:fldCharType="begin"/>
           </w:r>
           <w:r>
-            <w:instrText xml:space="preserve"> HYPERLINK \l _Toc31050 </w:instrText>
+            <w:instrText xml:space="preserve"> HYPERLINK \l _Toc17193 </w:instrText>
           </w:r>
           <w:r>
             <w:fldChar w:fldCharType="separate"/>
@@ -2363,7 +2363,7 @@
             <w:fldChar w:fldCharType="begin"/>
           </w:r>
           <w:r>
-            <w:instrText xml:space="preserve"> PAGEREF _Toc31050 \h </w:instrText>
+            <w:instrText xml:space="preserve"> PAGEREF _Toc17193 \h </w:instrText>
           </w:r>
           <w:r>
             <w:fldChar w:fldCharType="separate"/>
@@ -2389,7 +2389,7 @@
             <w:fldChar w:fldCharType="begin"/>
           </w:r>
           <w:r>
-            <w:instrText xml:space="preserve"> HYPERLINK \l _Toc22089 </w:instrText>
+            <w:instrText xml:space="preserve"> HYPERLINK \l _Toc30248 </w:instrText>
           </w:r>
           <w:r>
             <w:fldChar w:fldCharType="separate"/>
@@ -2409,7 +2409,7 @@
             <w:fldChar w:fldCharType="begin"/>
           </w:r>
           <w:r>
-            <w:instrText xml:space="preserve"> PAGEREF _Toc22089 \h </w:instrText>
+            <w:instrText xml:space="preserve"> PAGEREF _Toc30248 \h </w:instrText>
           </w:r>
           <w:r>
             <w:fldChar w:fldCharType="separate"/>
@@ -2435,7 +2435,7 @@
             <w:fldChar w:fldCharType="begin"/>
           </w:r>
           <w:r>
-            <w:instrText xml:space="preserve"> HYPERLINK \l _Toc8629 </w:instrText>
+            <w:instrText xml:space="preserve"> HYPERLINK \l _Toc32160 </w:instrText>
           </w:r>
           <w:r>
             <w:fldChar w:fldCharType="separate"/>
@@ -2455,7 +2455,7 @@
             <w:fldChar w:fldCharType="begin"/>
           </w:r>
           <w:r>
-            <w:instrText xml:space="preserve"> PAGEREF _Toc8629 \h </w:instrText>
+            <w:instrText xml:space="preserve"> PAGEREF _Toc32160 \h </w:instrText>
           </w:r>
           <w:r>
             <w:fldChar w:fldCharType="separate"/>
@@ -2481,7 +2481,7 @@
             <w:fldChar w:fldCharType="begin"/>
           </w:r>
           <w:r>
-            <w:instrText xml:space="preserve"> HYPERLINK \l _Toc21095 </w:instrText>
+            <w:instrText xml:space="preserve"> HYPERLINK \l _Toc28683 </w:instrText>
           </w:r>
           <w:r>
             <w:fldChar w:fldCharType="separate"/>
@@ -2501,13 +2501,13 @@
             <w:fldChar w:fldCharType="begin"/>
           </w:r>
           <w:r>
-            <w:instrText xml:space="preserve"> PAGEREF _Toc21095 \h </w:instrText>
+            <w:instrText xml:space="preserve"> PAGEREF _Toc28683 \h </w:instrText>
           </w:r>
           <w:r>
             <w:fldChar w:fldCharType="separate"/>
           </w:r>
           <w:r>
-            <w:t>13</w:t>
+            <w:t>12</w:t>
           </w:r>
           <w:r>
             <w:fldChar w:fldCharType="end"/>
@@ -2527,7 +2527,7 @@
             <w:fldChar w:fldCharType="begin"/>
           </w:r>
           <w:r>
-            <w:instrText xml:space="preserve"> HYPERLINK \l _Toc6367 </w:instrText>
+            <w:instrText xml:space="preserve"> HYPERLINK \l _Toc32709 </w:instrText>
           </w:r>
           <w:r>
             <w:fldChar w:fldCharType="separate"/>
@@ -2547,7 +2547,7 @@
             <w:fldChar w:fldCharType="begin"/>
           </w:r>
           <w:r>
-            <w:instrText xml:space="preserve"> PAGEREF _Toc6367 \h </w:instrText>
+            <w:instrText xml:space="preserve"> PAGEREF _Toc32709 \h </w:instrText>
           </w:r>
           <w:r>
             <w:fldChar w:fldCharType="separate"/>
@@ -2573,7 +2573,7 @@
             <w:fldChar w:fldCharType="begin"/>
           </w:r>
           <w:r>
-            <w:instrText xml:space="preserve"> HYPERLINK \l _Toc18299 </w:instrText>
+            <w:instrText xml:space="preserve"> HYPERLINK \l _Toc22359 </w:instrText>
           </w:r>
           <w:r>
             <w:fldChar w:fldCharType="separate"/>
@@ -2593,7 +2593,7 @@
             <w:fldChar w:fldCharType="begin"/>
           </w:r>
           <w:r>
-            <w:instrText xml:space="preserve"> PAGEREF _Toc18299 \h </w:instrText>
+            <w:instrText xml:space="preserve"> PAGEREF _Toc22359 \h </w:instrText>
           </w:r>
           <w:r>
             <w:fldChar w:fldCharType="separate"/>
@@ -2619,7 +2619,7 @@
             <w:fldChar w:fldCharType="begin"/>
           </w:r>
           <w:r>
-            <w:instrText xml:space="preserve"> HYPERLINK \l _Toc21134 </w:instrText>
+            <w:instrText xml:space="preserve"> HYPERLINK \l _Toc18772 </w:instrText>
           </w:r>
           <w:r>
             <w:fldChar w:fldCharType="separate"/>
@@ -2639,7 +2639,7 @@
             <w:fldChar w:fldCharType="begin"/>
           </w:r>
           <w:r>
-            <w:instrText xml:space="preserve"> PAGEREF _Toc21134 \h </w:instrText>
+            <w:instrText xml:space="preserve"> PAGEREF _Toc18772 \h </w:instrText>
           </w:r>
           <w:r>
             <w:fldChar w:fldCharType="separate"/>
@@ -2665,7 +2665,7 @@
             <w:fldChar w:fldCharType="begin"/>
           </w:r>
           <w:r>
-            <w:instrText xml:space="preserve"> HYPERLINK \l _Toc21965 </w:instrText>
+            <w:instrText xml:space="preserve"> HYPERLINK \l _Toc8816 </w:instrText>
           </w:r>
           <w:r>
             <w:fldChar w:fldCharType="separate"/>
@@ -2685,7 +2685,7 @@
             <w:fldChar w:fldCharType="begin"/>
           </w:r>
           <w:r>
-            <w:instrText xml:space="preserve"> PAGEREF _Toc21965 \h </w:instrText>
+            <w:instrText xml:space="preserve"> PAGEREF _Toc8816 \h </w:instrText>
           </w:r>
           <w:r>
             <w:fldChar w:fldCharType="separate"/>
@@ -2711,7 +2711,7 @@
             <w:fldChar w:fldCharType="begin"/>
           </w:r>
           <w:r>
-            <w:instrText xml:space="preserve"> HYPERLINK \l _Toc25374 </w:instrText>
+            <w:instrText xml:space="preserve"> HYPERLINK \l _Toc32339 </w:instrText>
           </w:r>
           <w:r>
             <w:fldChar w:fldCharType="separate"/>
@@ -2731,7 +2731,7 @@
             <w:fldChar w:fldCharType="begin"/>
           </w:r>
           <w:r>
-            <w:instrText xml:space="preserve"> PAGEREF _Toc25374 \h </w:instrText>
+            <w:instrText xml:space="preserve"> PAGEREF _Toc32339 \h </w:instrText>
           </w:r>
           <w:r>
             <w:fldChar w:fldCharType="separate"/>
@@ -2757,7 +2757,7 @@
             <w:fldChar w:fldCharType="begin"/>
           </w:r>
           <w:r>
-            <w:instrText xml:space="preserve"> HYPERLINK \l _Toc10420 </w:instrText>
+            <w:instrText xml:space="preserve"> HYPERLINK \l _Toc6064 </w:instrText>
           </w:r>
           <w:r>
             <w:fldChar w:fldCharType="separate"/>
@@ -2777,7 +2777,7 @@
             <w:fldChar w:fldCharType="begin"/>
           </w:r>
           <w:r>
-            <w:instrText xml:space="preserve"> PAGEREF _Toc10420 \h </w:instrText>
+            <w:instrText xml:space="preserve"> PAGEREF _Toc6064 \h </w:instrText>
           </w:r>
           <w:r>
             <w:fldChar w:fldCharType="separate"/>
@@ -2803,7 +2803,7 @@
             <w:fldChar w:fldCharType="begin"/>
           </w:r>
           <w:r>
-            <w:instrText xml:space="preserve"> HYPERLINK \l _Toc14149 </w:instrText>
+            <w:instrText xml:space="preserve"> HYPERLINK \l _Toc23673 </w:instrText>
           </w:r>
           <w:r>
             <w:fldChar w:fldCharType="separate"/>
@@ -2814,7 +2814,7 @@
               <w:bCs/>
               <w:szCs w:val="28"/>
             </w:rPr>
-            <w:t>8.1 核心引擎模块（组员1）</w:t>
+            <w:t>8.1 核心引擎模块（组员1（颜瑞））</w:t>
           </w:r>
           <w:r>
             <w:tab/>
@@ -2823,7 +2823,7 @@
             <w:fldChar w:fldCharType="begin"/>
           </w:r>
           <w:r>
-            <w:instrText xml:space="preserve"> PAGEREF _Toc14149 \h </w:instrText>
+            <w:instrText xml:space="preserve"> PAGEREF _Toc23673 \h </w:instrText>
           </w:r>
           <w:r>
             <w:fldChar w:fldCharType="separate"/>
@@ -2849,7 +2849,7 @@
             <w:fldChar w:fldCharType="begin"/>
           </w:r>
           <w:r>
-            <w:instrText xml:space="preserve"> HYPERLINK \l _Toc13764 </w:instrText>
+            <w:instrText xml:space="preserve"> HYPERLINK \l _Toc21422 </w:instrText>
           </w:r>
           <w:r>
             <w:fldChar w:fldCharType="separate"/>
@@ -2860,7 +2860,7 @@
               <w:bCs/>
               <w:szCs w:val="28"/>
             </w:rPr>
-            <w:t>8.2 数据持久层模块（组员2）</w:t>
+            <w:t>8.2 数据持久层模块（组员2（陈培钦））</w:t>
           </w:r>
           <w:r>
             <w:tab/>
@@ -2869,7 +2869,7 @@
             <w:fldChar w:fldCharType="begin"/>
           </w:r>
           <w:r>
-            <w:instrText xml:space="preserve"> PAGEREF _Toc13764 \h </w:instrText>
+            <w:instrText xml:space="preserve"> PAGEREF _Toc21422 \h </w:instrText>
           </w:r>
           <w:r>
             <w:fldChar w:fldCharType="separate"/>
@@ -2895,7 +2895,7 @@
             <w:fldChar w:fldCharType="begin"/>
           </w:r>
           <w:r>
-            <w:instrText xml:space="preserve"> HYPERLINK \l _Toc8990 </w:instrText>
+            <w:instrText xml:space="preserve"> HYPERLINK \l _Toc29904 </w:instrText>
           </w:r>
           <w:r>
             <w:fldChar w:fldCharType="separate"/>
@@ -2906,7 +2906,7 @@
               <w:bCs/>
               <w:szCs w:val="28"/>
             </w:rPr>
-            <w:t>8.3 UI可视化模块（组员3）</w:t>
+            <w:t>8.3 UI可视化模块（组员3（杨晋宇））</w:t>
           </w:r>
           <w:r>
             <w:tab/>
@@ -2915,7 +2915,7 @@
             <w:fldChar w:fldCharType="begin"/>
           </w:r>
           <w:r>
-            <w:instrText xml:space="preserve"> PAGEREF _Toc8990 \h </w:instrText>
+            <w:instrText xml:space="preserve"> PAGEREF _Toc29904 \h </w:instrText>
           </w:r>
           <w:r>
             <w:fldChar w:fldCharType="separate"/>
@@ -2941,7 +2941,7 @@
             <w:fldChar w:fldCharType="begin"/>
           </w:r>
           <w:r>
-            <w:instrText xml:space="preserve"> HYPERLINK \l _Toc10813 </w:instrText>
+            <w:instrText xml:space="preserve"> HYPERLINK \l _Toc14035 </w:instrText>
           </w:r>
           <w:r>
             <w:fldChar w:fldCharType="separate"/>
@@ -2952,7 +2952,7 @@
               <w:bCs/>
               <w:szCs w:val="28"/>
             </w:rPr>
-            <w:t>8.4 工具服务模块（组员4）</w:t>
+            <w:t>8.4 工具服务模块（组员4（王润廷））</w:t>
           </w:r>
           <w:r>
             <w:tab/>
@@ -2961,7 +2961,7 @@
             <w:fldChar w:fldCharType="begin"/>
           </w:r>
           <w:r>
-            <w:instrText xml:space="preserve"> PAGEREF _Toc10813 \h </w:instrText>
+            <w:instrText xml:space="preserve"> PAGEREF _Toc14035 \h </w:instrText>
           </w:r>
           <w:r>
             <w:fldChar w:fldCharType="separate"/>
@@ -2987,7 +2987,7 @@
             <w:fldChar w:fldCharType="begin"/>
           </w:r>
           <w:r>
-            <w:instrText xml:space="preserve"> HYPERLINK \l _Toc19019 </w:instrText>
+            <w:instrText xml:space="preserve"> HYPERLINK \l _Toc4996 </w:instrText>
           </w:r>
           <w:r>
             <w:fldChar w:fldCharType="separate"/>
@@ -2998,7 +2998,7 @@
               <w:bCs/>
               <w:szCs w:val="28"/>
             </w:rPr>
-            <w:t>8.5 质量测试与交付模块（组员5）</w:t>
+            <w:t>8.5 质量测试与交付模块（组员5（柯康锐））</w:t>
           </w:r>
           <w:r>
             <w:tab/>
@@ -3007,7 +3007,7 @@
             <w:fldChar w:fldCharType="begin"/>
           </w:r>
           <w:r>
-            <w:instrText xml:space="preserve"> PAGEREF _Toc19019 \h </w:instrText>
+            <w:instrText xml:space="preserve"> PAGEREF _Toc4996 \h </w:instrText>
           </w:r>
           <w:r>
             <w:fldChar w:fldCharType="separate"/>
@@ -3033,7 +3033,7 @@
             <w:fldChar w:fldCharType="begin"/>
           </w:r>
           <w:r>
-            <w:instrText xml:space="preserve"> HYPERLINK \l _Toc8462 </w:instrText>
+            <w:instrText xml:space="preserve"> HYPERLINK \l _Toc7289 </w:instrText>
           </w:r>
           <w:r>
             <w:fldChar w:fldCharType="separate"/>
@@ -3053,13 +3053,13 @@
             <w:fldChar w:fldCharType="begin"/>
           </w:r>
           <w:r>
-            <w:instrText xml:space="preserve"> PAGEREF _Toc8462 \h </w:instrText>
+            <w:instrText xml:space="preserve"> PAGEREF _Toc7289 \h </w:instrText>
           </w:r>
           <w:r>
             <w:fldChar w:fldCharType="separate"/>
           </w:r>
           <w:r>
-            <w:t>18</w:t>
+            <w:t>17</w:t>
           </w:r>
           <w:r>
             <w:fldChar w:fldCharType="end"/>
@@ -3085,7 +3085,7 @@
         <w:pStyle w:val="2"/>
         <w:spacing w:before="360" w:after="240"/>
       </w:pPr>
-      <w:bookmarkStart w:id="2" w:name="_Toc12168"/>
+      <w:bookmarkStart w:id="2" w:name="_Toc28633"/>
       <w:r>
         <w:rPr>
           <w:rFonts w:ascii="黑体" w:hAnsi="黑体" w:eastAsia="黑体" w:cs="黑体"/>
@@ -3103,7 +3103,7 @@
         <w:pStyle w:val="3"/>
         <w:spacing w:before="240" w:after="180"/>
       </w:pPr>
-      <w:bookmarkStart w:id="3" w:name="_Toc1584"/>
+      <w:bookmarkStart w:id="3" w:name="_Toc17451"/>
       <w:r>
         <w:rPr>
           <w:rFonts w:ascii="黑体" w:hAnsi="黑体" w:eastAsia="黑体" w:cs="黑体"/>
@@ -3126,7 +3126,7 @@
           <w:sz w:val="24"/>
           <w:szCs w:val="24"/>
         </w:rPr>
-        <w:t>ISO 11820:2022 是国际标准化组织发布的建筑材料不燃性试验标准。在高校实验教学场景中，单台 ISO 11820 试验炉造价 20-50 万元。本系统以"零硬件依赖的全流程仿真"为核心设计理念，采用 Java 17 + JavaFX 21 技术栈。</w:t>
+        <w:t>ISO 11820:2022标准。高校实验教学中单台试验炉造价20-50万元。本系统以"零硬件依赖的全流程仿真"为核心，采用Java 17+JavaFX 21技术栈。</w:t>
       </w:r>
     </w:p>
     <w:p>
@@ -3134,7 +3134,7 @@
         <w:pStyle w:val="3"/>
         <w:spacing w:before="240" w:after="180"/>
       </w:pPr>
-      <w:bookmarkStart w:id="4" w:name="_Toc2014"/>
+      <w:bookmarkStart w:id="4" w:name="_Toc17704"/>
       <w:r>
         <w:rPr>
           <w:rFonts w:ascii="黑体" w:hAnsi="黑体" w:eastAsia="黑体" w:cs="黑体"/>
@@ -3152,7 +3152,7 @@
         <w:pStyle w:val="4"/>
         <w:spacing w:before="180" w:after="120"/>
       </w:pPr>
-      <w:bookmarkStart w:id="5" w:name="_Toc29967"/>
+      <w:bookmarkStart w:id="5" w:name="_Toc31623"/>
       <w:r>
         <w:rPr>
           <w:rFonts w:ascii="黑体" w:hAnsi="黑体" w:eastAsia="黑体" w:cs="黑体"/>
@@ -3341,7 +3341,7 @@
                 <w:sz w:val="20"/>
                 <w:szCs w:val="20"/>
               </w:rPr>
-              <w:t>建筑材料/土木工程专业课程实验，支持课堂即时演示和学生自主操作</w:t>
+              <w:t>建筑材料/土木工程专业课程实验</w:t>
             </w:r>
           </w:p>
         </w:tc>
@@ -3413,7 +3413,7 @@
                 <w:sz w:val="20"/>
                 <w:szCs w:val="20"/>
               </w:rPr>
-              <w:t>学生个人电脑安装运行，无硬件依赖，可反复练习实验流程</w:t>
+              <w:t>学生个人电脑即可运行</w:t>
             </w:r>
           </w:p>
         </w:tc>
@@ -3485,7 +3485,7 @@
                 <w:sz w:val="20"/>
                 <w:szCs w:val="20"/>
               </w:rPr>
-              <w:t>建材检测员上岗前标准化流程培训，降低真实设备操作风险</w:t>
+              <w:t>建材检测员上岗前标准化培训</w:t>
             </w:r>
           </w:p>
         </w:tc>
@@ -3557,7 +3557,7 @@
                 <w:sz w:val="20"/>
                 <w:szCs w:val="20"/>
               </w:rPr>
-              <w:t>ISO 11820 标准流程可视化演示</w:t>
+              <w:t>ISO 11820标准流程可视化演示</w:t>
             </w:r>
           </w:p>
         </w:tc>
@@ -3568,7 +3568,7 @@
         <w:pStyle w:val="4"/>
         <w:spacing w:before="180" w:after="120"/>
       </w:pPr>
-      <w:bookmarkStart w:id="6" w:name="_Toc3389"/>
+      <w:bookmarkStart w:id="6" w:name="_Toc21206"/>
       <w:r>
         <w:rPr>
           <w:rFonts w:ascii="黑体" w:hAnsi="黑体" w:eastAsia="黑体" w:cs="黑体"/>
@@ -3609,6 +3609,14 @@
       </w:tblGrid>
       <w:tr>
         <w:tblPrEx>
+          <w:tblBorders>
+            <w:top w:val="single" w:color="auto" w:sz="4" w:space="0"/>
+            <w:left w:val="single" w:color="auto" w:sz="4" w:space="0"/>
+            <w:bottom w:val="single" w:color="auto" w:sz="4" w:space="0"/>
+            <w:right w:val="single" w:color="auto" w:sz="4" w:space="0"/>
+            <w:insideH w:val="single" w:color="auto" w:sz="4" w:space="0"/>
+            <w:insideV w:val="single" w:color="auto" w:sz="4" w:space="0"/>
+          </w:tblBorders>
           <w:tblCellMar>
             <w:top w:w="0" w:type="dxa"/>
             <w:left w:w="10" w:type="dxa"/>
@@ -3810,7 +3818,7 @@
                 <w:sz w:val="20"/>
                 <w:szCs w:val="20"/>
               </w:rPr>
-              <w:t>创建试验模板、查看学生实验记录、导出标准报告</w:t>
+              <w:t>创建试验模板、查看学生实验记录</w:t>
             </w:r>
           </w:p>
         </w:tc>
@@ -4118,7 +4126,7 @@
         <w:pStyle w:val="3"/>
         <w:spacing w:before="240" w:after="180"/>
       </w:pPr>
-      <w:bookmarkStart w:id="7" w:name="_Toc16931"/>
+      <w:bookmarkStart w:id="7" w:name="_Toc10839"/>
       <w:r>
         <w:rPr>
           <w:rFonts w:ascii="黑体" w:hAnsi="黑体" w:eastAsia="黑体" w:cs="黑体"/>
@@ -4141,7 +4149,7 @@
           <w:sz w:val="24"/>
           <w:szCs w:val="24"/>
         </w:rPr>
-        <w:t>本系统采用分层模块化架构，由 5 位组员各自负责独立模块，通过 Git 分目录协同开发。系统整体分为四层：UI 层（JavaFX 21 + FXML）、业务核心层（Core Engine）、服务层（Service Layer）、数据层（Data Layer）。</w:t>
+        <w:t>分层模块化架构，5位组员各自负责独立模块，Git分目录协同。UI层→业务核心层→服务层→数据层。DataChangeListener事件机制传递数据。</w:t>
       </w:r>
     </w:p>
     <w:p>
@@ -4149,7 +4157,7 @@
         <w:pStyle w:val="3"/>
         <w:spacing w:before="240" w:after="180"/>
       </w:pPr>
-      <w:bookmarkStart w:id="8" w:name="_Toc5390"/>
+      <w:bookmarkStart w:id="8" w:name="_Toc25977"/>
       <w:r>
         <w:rPr>
           <w:rFonts w:ascii="黑体" w:hAnsi="黑体" w:eastAsia="黑体" w:cs="黑体"/>
@@ -4372,7 +4380,7 @@
                 <w:sz w:val="20"/>
                 <w:szCs w:val="20"/>
               </w:rPr>
-              <w:t>实现 ISO 11820 标准规定的全部试验操作流程</w:t>
+              <w:t>实现ISO 11820全部试验操作流程</w:t>
             </w:r>
           </w:p>
         </w:tc>
@@ -4471,7 +4479,7 @@
                 <w:sz w:val="20"/>
                 <w:szCs w:val="20"/>
               </w:rPr>
-              <w:t>炉温1/炉温2/表面温/中心温/校准温，四阶段算法</w:t>
+              <w:t>炉温1/炉温2/表面温/中心温/校准温</w:t>
             </w:r>
           </w:p>
         </w:tc>
@@ -4905,7 +4913,7 @@
         <w:pStyle w:val="3"/>
         <w:spacing w:before="240" w:after="180"/>
       </w:pPr>
-      <w:bookmarkStart w:id="9" w:name="_Toc18860"/>
+      <w:bookmarkStart w:id="9" w:name="_Toc8528"/>
       <w:r>
         <w:rPr>
           <w:rFonts w:ascii="黑体" w:hAnsi="黑体" w:eastAsia="黑体" w:cs="黑体"/>
@@ -4928,7 +4936,7 @@
           <w:sz w:val="24"/>
           <w:szCs w:val="24"/>
         </w:rPr>
-        <w:t>教学价值：效率提升 10 倍以上。经济价值：零成本部署。技术价值：AI 辅助开发实践。开源价值：填补生态空白。</w:t>
+        <w:t>教学价值(效率提升10倍+)、经济价值(零成本)、技术价值(AI辅助开发实践)、开源价值(填补生态空白)。</w:t>
       </w:r>
     </w:p>
     <w:p>
@@ -4941,7 +4949,7 @@
         <w:pStyle w:val="2"/>
         <w:spacing w:before="360" w:after="240"/>
       </w:pPr>
-      <w:bookmarkStart w:id="10" w:name="_Toc23843"/>
+      <w:bookmarkStart w:id="10" w:name="_Toc20360"/>
       <w:r>
         <w:rPr>
           <w:rFonts w:ascii="黑体" w:hAnsi="黑体" w:eastAsia="黑体" w:cs="黑体"/>
@@ -4959,7 +4967,7 @@
         <w:pStyle w:val="3"/>
         <w:spacing w:before="240" w:after="180"/>
       </w:pPr>
-      <w:bookmarkStart w:id="11" w:name="_Toc8825"/>
+      <w:bookmarkStart w:id="11" w:name="_Toc25433"/>
       <w:r>
         <w:rPr>
           <w:rFonts w:ascii="黑体" w:hAnsi="黑体" w:eastAsia="黑体" w:cs="黑体"/>
@@ -5209,7 +5217,7 @@
                 <w:sz w:val="20"/>
                 <w:szCs w:val="20"/>
               </w:rPr>
-              <w:t>Maven打包，java -jar直接运行</w:t>
+              <w:t>Maven打包，java -jar运行</w:t>
             </w:r>
           </w:p>
         </w:tc>
@@ -5452,7 +5460,7 @@
                 <w:sz w:val="20"/>
                 <w:szCs w:val="20"/>
               </w:rPr>
-              <w:t>配置文件</w:t>
+              <w:t>测试报告</w:t>
             </w:r>
           </w:p>
         </w:tc>
@@ -5479,7 +5487,7 @@
                 <w:sz w:val="20"/>
                 <w:szCs w:val="20"/>
               </w:rPr>
-              <w:t>appsettings.json</w:t>
+              <w:t>HTML</w:t>
             </w:r>
           </w:p>
         </w:tc>
@@ -5506,205 +5514,7 @@
                 <w:sz w:val="20"/>
                 <w:szCs w:val="20"/>
               </w:rPr>
-              <w:t>JSON格式</w:t>
-            </w:r>
-          </w:p>
-        </w:tc>
-      </w:tr>
-      <w:tr>
-        <w:tblPrEx>
-          <w:tblBorders>
-            <w:top w:val="single" w:color="auto" w:sz="4" w:space="0"/>
-            <w:left w:val="single" w:color="auto" w:sz="4" w:space="0"/>
-            <w:bottom w:val="single" w:color="auto" w:sz="4" w:space="0"/>
-            <w:right w:val="single" w:color="auto" w:sz="4" w:space="0"/>
-            <w:insideH w:val="single" w:color="auto" w:sz="4" w:space="0"/>
-            <w:insideV w:val="single" w:color="auto" w:sz="4" w:space="0"/>
-          </w:tblBorders>
-          <w:tblCellMar>
-            <w:top w:w="0" w:type="dxa"/>
-            <w:left w:w="10" w:type="dxa"/>
-            <w:bottom w:w="0" w:type="dxa"/>
-            <w:right w:w="10" w:type="dxa"/>
-          </w:tblCellMar>
-        </w:tblPrEx>
-        <w:tc>
-          <w:tcPr>
-            <w:tcW w:w="2500" w:type="dxa"/>
-            <w:tcBorders>
-              <w:top w:val="single" w:color="CCCCCC" w:sz="0" w:space="0"/>
-              <w:left w:val="single" w:color="CCCCCC" w:sz="0" w:space="0"/>
-              <w:bottom w:val="single" w:color="CCCCCC" w:sz="0" w:space="0"/>
-              <w:right w:val="single" w:color="CCCCCC" w:sz="0" w:space="0"/>
-            </w:tcBorders>
-            <w:tcMar>
-              <w:top w:w="60" w:type="dxa"/>
-              <w:left w:w="100" w:type="dxa"/>
-              <w:bottom w:w="60" w:type="dxa"/>
-              <w:right w:w="100" w:type="dxa"/>
-            </w:tcMar>
-          </w:tcPr>
-          <w:p>
-            <w:r>
-              <w:rPr>
-                <w:rFonts w:ascii="宋体" w:hAnsi="宋体" w:eastAsia="宋体" w:cs="宋体"/>
-                <w:sz w:val="20"/>
-                <w:szCs w:val="20"/>
-              </w:rPr>
-              <w:t>测试报告</w:t>
-            </w:r>
-          </w:p>
-        </w:tc>
-        <w:tc>
-          <w:tcPr>
-            <w:tcW w:w="2500" w:type="dxa"/>
-            <w:tcBorders>
-              <w:top w:val="single" w:color="CCCCCC" w:sz="0" w:space="0"/>
-              <w:left w:val="single" w:color="CCCCCC" w:sz="0" w:space="0"/>
-              <w:bottom w:val="single" w:color="CCCCCC" w:sz="0" w:space="0"/>
-              <w:right w:val="single" w:color="CCCCCC" w:sz="0" w:space="0"/>
-            </w:tcBorders>
-            <w:tcMar>
-              <w:top w:w="60" w:type="dxa"/>
-              <w:left w:w="100" w:type="dxa"/>
-              <w:bottom w:w="60" w:type="dxa"/>
-              <w:right w:w="100" w:type="dxa"/>
-            </w:tcMar>
-          </w:tcPr>
-          <w:p>
-            <w:r>
-              <w:rPr>
-                <w:rFonts w:ascii="宋体" w:hAnsi="宋体" w:eastAsia="宋体" w:cs="宋体"/>
-                <w:sz w:val="20"/>
-                <w:szCs w:val="20"/>
-              </w:rPr>
-              <w:t>HTML</w:t>
-            </w:r>
-          </w:p>
-        </w:tc>
-        <w:tc>
-          <w:tcPr>
-            <w:tcW w:w="5906" w:type="dxa"/>
-            <w:tcBorders>
-              <w:top w:val="single" w:color="CCCCCC" w:sz="0" w:space="0"/>
-              <w:left w:val="single" w:color="CCCCCC" w:sz="0" w:space="0"/>
-              <w:bottom w:val="single" w:color="CCCCCC" w:sz="0" w:space="0"/>
-              <w:right w:val="single" w:color="CCCCCC" w:sz="0" w:space="0"/>
-            </w:tcBorders>
-            <w:tcMar>
-              <w:top w:w="60" w:type="dxa"/>
-              <w:left w:w="100" w:type="dxa"/>
-              <w:bottom w:w="60" w:type="dxa"/>
-              <w:right w:w="100" w:type="dxa"/>
-            </w:tcMar>
-          </w:tcPr>
-          <w:p>
-            <w:r>
-              <w:rPr>
-                <w:rFonts w:ascii="宋体" w:hAnsi="宋体" w:eastAsia="宋体" w:cs="宋体"/>
-                <w:sz w:val="20"/>
-                <w:szCs w:val="20"/>
-              </w:rPr>
               <w:t>JaCoCo覆盖率报告</w:t>
-            </w:r>
-          </w:p>
-        </w:tc>
-      </w:tr>
-      <w:tr>
-        <w:tblPrEx>
-          <w:tblBorders>
-            <w:top w:val="single" w:color="auto" w:sz="4" w:space="0"/>
-            <w:left w:val="single" w:color="auto" w:sz="4" w:space="0"/>
-            <w:bottom w:val="single" w:color="auto" w:sz="4" w:space="0"/>
-            <w:right w:val="single" w:color="auto" w:sz="4" w:space="0"/>
-            <w:insideH w:val="single" w:color="auto" w:sz="4" w:space="0"/>
-            <w:insideV w:val="single" w:color="auto" w:sz="4" w:space="0"/>
-          </w:tblBorders>
-          <w:tblCellMar>
-            <w:top w:w="0" w:type="dxa"/>
-            <w:left w:w="10" w:type="dxa"/>
-            <w:bottom w:w="0" w:type="dxa"/>
-            <w:right w:w="10" w:type="dxa"/>
-          </w:tblCellMar>
-        </w:tblPrEx>
-        <w:tc>
-          <w:tcPr>
-            <w:tcW w:w="2500" w:type="dxa"/>
-            <w:tcBorders>
-              <w:top w:val="single" w:color="CCCCCC" w:sz="0" w:space="0"/>
-              <w:left w:val="single" w:color="CCCCCC" w:sz="0" w:space="0"/>
-              <w:bottom w:val="single" w:color="CCCCCC" w:sz="0" w:space="0"/>
-              <w:right w:val="single" w:color="CCCCCC" w:sz="0" w:space="0"/>
-            </w:tcBorders>
-            <w:tcMar>
-              <w:top w:w="60" w:type="dxa"/>
-              <w:left w:w="100" w:type="dxa"/>
-              <w:bottom w:w="60" w:type="dxa"/>
-              <w:right w:w="100" w:type="dxa"/>
-            </w:tcMar>
-          </w:tcPr>
-          <w:p>
-            <w:r>
-              <w:rPr>
-                <w:rFonts w:ascii="宋体" w:hAnsi="宋体" w:eastAsia="宋体" w:cs="宋体"/>
-                <w:sz w:val="20"/>
-                <w:szCs w:val="20"/>
-              </w:rPr>
-              <w:t>开发文档</w:t>
-            </w:r>
-          </w:p>
-        </w:tc>
-        <w:tc>
-          <w:tcPr>
-            <w:tcW w:w="2500" w:type="dxa"/>
-            <w:tcBorders>
-              <w:top w:val="single" w:color="CCCCCC" w:sz="0" w:space="0"/>
-              <w:left w:val="single" w:color="CCCCCC" w:sz="0" w:space="0"/>
-              <w:bottom w:val="single" w:color="CCCCCC" w:sz="0" w:space="0"/>
-              <w:right w:val="single" w:color="CCCCCC" w:sz="0" w:space="0"/>
-            </w:tcBorders>
-            <w:tcMar>
-              <w:top w:w="60" w:type="dxa"/>
-              <w:left w:w="100" w:type="dxa"/>
-              <w:bottom w:w="60" w:type="dxa"/>
-              <w:right w:w="100" w:type="dxa"/>
-            </w:tcMar>
-          </w:tcPr>
-          <w:p>
-            <w:r>
-              <w:rPr>
-                <w:rFonts w:ascii="宋体" w:hAnsi="宋体" w:eastAsia="宋体" w:cs="宋体"/>
-                <w:sz w:val="20"/>
-                <w:szCs w:val="20"/>
-              </w:rPr>
-              <w:t>Markdown+PDF</w:t>
-            </w:r>
-          </w:p>
-        </w:tc>
-        <w:tc>
-          <w:tcPr>
-            <w:tcW w:w="5906" w:type="dxa"/>
-            <w:tcBorders>
-              <w:top w:val="single" w:color="CCCCCC" w:sz="0" w:space="0"/>
-              <w:left w:val="single" w:color="CCCCCC" w:sz="0" w:space="0"/>
-              <w:bottom w:val="single" w:color="CCCCCC" w:sz="0" w:space="0"/>
-              <w:right w:val="single" w:color="CCCCCC" w:sz="0" w:space="0"/>
-            </w:tcBorders>
-            <w:tcMar>
-              <w:top w:w="60" w:type="dxa"/>
-              <w:left w:w="100" w:type="dxa"/>
-              <w:bottom w:w="60" w:type="dxa"/>
-              <w:right w:w="100" w:type="dxa"/>
-            </w:tcMar>
-          </w:tcPr>
-          <w:p>
-            <w:r>
-              <w:rPr>
-                <w:rFonts w:ascii="宋体" w:hAnsi="宋体" w:eastAsia="宋体" w:cs="宋体"/>
-                <w:sz w:val="20"/>
-                <w:szCs w:val="20"/>
-              </w:rPr>
-              <w:t>5份大赛标准文档</w:t>
             </w:r>
           </w:p>
         </w:tc>
@@ -5715,7 +5525,7 @@
         <w:pStyle w:val="3"/>
         <w:spacing w:before="240" w:after="180"/>
       </w:pPr>
-      <w:bookmarkStart w:id="12" w:name="_Toc22577"/>
+      <w:bookmarkStart w:id="12" w:name="_Toc16749"/>
       <w:r>
         <w:rPr>
           <w:rFonts w:ascii="黑体" w:hAnsi="黑体" w:eastAsia="黑体" w:cs="黑体"/>
@@ -6014,7 +5824,7 @@
                 <w:sz w:val="20"/>
                 <w:szCs w:val="20"/>
               </w:rPr>
-              <w:t>管理员/试验员双角色，密码验证</w:t>
+              <w:t>管理员/试验员双角色</w:t>
             </w:r>
           </w:p>
         </w:tc>
@@ -6266,7 +6076,7 @@
                 <w:sz w:val="20"/>
                 <w:szCs w:val="20"/>
               </w:rPr>
-              <w:t>5通道温度数据生成，每800ms迭代</w:t>
+              <w:t>5通道温度数据，每800ms迭代</w:t>
             </w:r>
           </w:p>
         </w:tc>
@@ -6518,7 +6328,7 @@
                 <w:sz w:val="20"/>
                 <w:szCs w:val="20"/>
               </w:rPr>
-              <w:t>XChart 4线曲线图、5通道LED数值面板</w:t>
+              <w:t>XChart 4线曲线图、5通道LED面板</w:t>
             </w:r>
           </w:p>
         </w:tc>
@@ -6896,7 +6706,7 @@
                 <w:sz w:val="20"/>
                 <w:szCs w:val="20"/>
               </w:rPr>
-              <w:t>按日期/样品/操作员筛选，支持分页</w:t>
+              <w:t>按日期/样品/操作员筛选</w:t>
             </w:r>
           </w:p>
         </w:tc>
@@ -7060,7 +6870,7 @@
         <w:pStyle w:val="3"/>
         <w:spacing w:before="240" w:after="180"/>
       </w:pPr>
-      <w:bookmarkStart w:id="13" w:name="_Toc22282"/>
+      <w:bookmarkStart w:id="13" w:name="_Toc15308"/>
       <w:r>
         <w:rPr>
           <w:rFonts w:ascii="黑体" w:hAnsi="黑体" w:eastAsia="黑体" w:cs="黑体"/>
@@ -7100,6 +6910,14 @@
       </w:tblGrid>
       <w:tr>
         <w:tblPrEx>
+          <w:tblBorders>
+            <w:top w:val="single" w:color="auto" w:sz="4" w:space="0"/>
+            <w:left w:val="single" w:color="auto" w:sz="4" w:space="0"/>
+            <w:bottom w:val="single" w:color="auto" w:sz="4" w:space="0"/>
+            <w:right w:val="single" w:color="auto" w:sz="4" w:space="0"/>
+            <w:insideH w:val="single" w:color="auto" w:sz="4" w:space="0"/>
+            <w:insideV w:val="single" w:color="auto" w:sz="4" w:space="0"/>
+          </w:tblBorders>
           <w:tblCellMar>
             <w:top w:w="0" w:type="dxa"/>
             <w:left w:w="10" w:type="dxa"/>
@@ -7392,6 +7210,14 @@
       </w:tr>
       <w:tr>
         <w:tblPrEx>
+          <w:tblBorders>
+            <w:top w:val="single" w:color="auto" w:sz="4" w:space="0"/>
+            <w:left w:val="single" w:color="auto" w:sz="4" w:space="0"/>
+            <w:bottom w:val="single" w:color="auto" w:sz="4" w:space="0"/>
+            <w:right w:val="single" w:color="auto" w:sz="4" w:space="0"/>
+            <w:insideH w:val="single" w:color="auto" w:sz="4" w:space="0"/>
+            <w:insideV w:val="single" w:color="auto" w:sz="4" w:space="0"/>
+          </w:tblBorders>
           <w:tblCellMar>
             <w:top w:w="0" w:type="dxa"/>
             <w:left w:w="10" w:type="dxa"/>
@@ -7532,7 +7358,7 @@
         <w:pStyle w:val="3"/>
         <w:spacing w:before="240" w:after="180"/>
       </w:pPr>
-      <w:bookmarkStart w:id="14" w:name="_Toc9967"/>
+      <w:bookmarkStart w:id="14" w:name="_Toc11082"/>
       <w:r>
         <w:rPr>
           <w:rFonts w:ascii="黑体" w:hAnsi="黑体" w:eastAsia="黑体" w:cs="黑体"/>
@@ -8124,105 +7950,6 @@
                 <w:sz w:val="20"/>
                 <w:szCs w:val="20"/>
               </w:rPr>
-              <w:t>实时曲线</w:t>
-            </w:r>
-          </w:p>
-        </w:tc>
-        <w:tc>
-          <w:tcPr>
-            <w:tcW w:w="5406" w:type="dxa"/>
-            <w:tcBorders>
-              <w:top w:val="single" w:color="CCCCCC" w:sz="0" w:space="0"/>
-              <w:left w:val="single" w:color="CCCCCC" w:sz="0" w:space="0"/>
-              <w:bottom w:val="single" w:color="CCCCCC" w:sz="0" w:space="0"/>
-              <w:right w:val="single" w:color="CCCCCC" w:sz="0" w:space="0"/>
-            </w:tcBorders>
-            <w:tcMar>
-              <w:top w:w="60" w:type="dxa"/>
-              <w:left w:w="100" w:type="dxa"/>
-              <w:bottom w:w="60" w:type="dxa"/>
-              <w:right w:w="100" w:type="dxa"/>
-            </w:tcMar>
-          </w:tcPr>
-          <w:p>
-            <w:r>
-              <w:rPr>
-                <w:rFonts w:ascii="宋体" w:hAnsi="宋体" w:eastAsia="宋体" w:cs="宋体"/>
-                <w:sz w:val="20"/>
-                <w:szCs w:val="20"/>
-              </w:rPr>
-              <w:t>4条折线颜色正确，800ms更新无卡顿</w:t>
-            </w:r>
-          </w:p>
-        </w:tc>
-        <w:tc>
-          <w:tcPr>
-            <w:tcW w:w="3000" w:type="dxa"/>
-            <w:tcBorders>
-              <w:top w:val="single" w:color="CCCCCC" w:sz="0" w:space="0"/>
-              <w:left w:val="single" w:color="CCCCCC" w:sz="0" w:space="0"/>
-              <w:bottom w:val="single" w:color="CCCCCC" w:sz="0" w:space="0"/>
-              <w:right w:val="single" w:color="CCCCCC" w:sz="0" w:space="0"/>
-            </w:tcBorders>
-            <w:tcMar>
-              <w:top w:w="60" w:type="dxa"/>
-              <w:left w:w="100" w:type="dxa"/>
-              <w:bottom w:w="60" w:type="dxa"/>
-              <w:right w:w="100" w:type="dxa"/>
-            </w:tcMar>
-          </w:tcPr>
-          <w:p>
-            <w:r>
-              <w:rPr>
-                <w:rFonts w:ascii="宋体" w:hAnsi="宋体" w:eastAsia="宋体" w:cs="宋体"/>
-                <w:sz w:val="20"/>
-                <w:szCs w:val="20"/>
-              </w:rPr>
-              <w:t>手动测试</w:t>
-            </w:r>
-          </w:p>
-        </w:tc>
-      </w:tr>
-      <w:tr>
-        <w:tblPrEx>
-          <w:tblBorders>
-            <w:top w:val="single" w:color="auto" w:sz="4" w:space="0"/>
-            <w:left w:val="single" w:color="auto" w:sz="4" w:space="0"/>
-            <w:bottom w:val="single" w:color="auto" w:sz="4" w:space="0"/>
-            <w:right w:val="single" w:color="auto" w:sz="4" w:space="0"/>
-            <w:insideH w:val="single" w:color="auto" w:sz="4" w:space="0"/>
-            <w:insideV w:val="single" w:color="auto" w:sz="4" w:space="0"/>
-          </w:tblBorders>
-          <w:tblCellMar>
-            <w:top w:w="0" w:type="dxa"/>
-            <w:left w:w="10" w:type="dxa"/>
-            <w:bottom w:w="0" w:type="dxa"/>
-            <w:right w:w="10" w:type="dxa"/>
-          </w:tblCellMar>
-        </w:tblPrEx>
-        <w:tc>
-          <w:tcPr>
-            <w:tcW w:w="2500" w:type="dxa"/>
-            <w:tcBorders>
-              <w:top w:val="single" w:color="CCCCCC" w:sz="0" w:space="0"/>
-              <w:left w:val="single" w:color="CCCCCC" w:sz="0" w:space="0"/>
-              <w:bottom w:val="single" w:color="CCCCCC" w:sz="0" w:space="0"/>
-              <w:right w:val="single" w:color="CCCCCC" w:sz="0" w:space="0"/>
-            </w:tcBorders>
-            <w:tcMar>
-              <w:top w:w="60" w:type="dxa"/>
-              <w:left w:w="100" w:type="dxa"/>
-              <w:bottom w:w="60" w:type="dxa"/>
-              <w:right w:w="100" w:type="dxa"/>
-            </w:tcMar>
-          </w:tcPr>
-          <w:p>
-            <w:r>
-              <w:rPr>
-                <w:rFonts w:ascii="宋体" w:hAnsi="宋体" w:eastAsia="宋体" w:cs="宋体"/>
-                <w:sz w:val="20"/>
-                <w:szCs w:val="20"/>
-              </w:rPr>
               <w:t>单元测试</w:t>
             </w:r>
           </w:p>
@@ -8288,7 +8015,7 @@
         <w:pStyle w:val="3"/>
         <w:spacing w:before="240" w:after="180"/>
       </w:pPr>
-      <w:bookmarkStart w:id="15" w:name="_Toc3235"/>
+      <w:bookmarkStart w:id="15" w:name="_Toc11185"/>
       <w:r>
         <w:rPr>
           <w:rFonts w:ascii="黑体" w:hAnsi="黑体" w:eastAsia="黑体" w:cs="黑体"/>
@@ -8484,7 +8211,7 @@
                 <w:sz w:val="20"/>
                 <w:szCs w:val="20"/>
               </w:rPr>
-              <w:t>温度仿真算法正确性</w:t>
+              <w:t>温度仿真算法</w:t>
             </w:r>
           </w:p>
         </w:tc>
@@ -8511,7 +8238,7 @@
                 <w:sz w:val="20"/>
                 <w:szCs w:val="20"/>
               </w:rPr>
-              <w:t>严格按ISO 11820公式实现，固定种子</w:t>
+              <w:t>严格按ISO 11820公式，固定种子</w:t>
             </w:r>
           </w:p>
         </w:tc>
@@ -8538,7 +8265,7 @@
                 <w:sz w:val="20"/>
                 <w:szCs w:val="20"/>
               </w:rPr>
-              <w:t>组员1</w:t>
+              <w:t>组员1（颜瑞）</w:t>
             </w:r>
           </w:p>
         </w:tc>
@@ -8610,7 +8337,7 @@
                 <w:sz w:val="20"/>
                 <w:szCs w:val="20"/>
               </w:rPr>
-              <w:t>AtomicReference+synchronized+不可变副本</w:t>
+              <w:t>AtomicReference+synchronized</w:t>
             </w:r>
           </w:p>
         </w:tc>
@@ -8637,7 +8364,7 @@
                 <w:sz w:val="20"/>
                 <w:szCs w:val="20"/>
               </w:rPr>
-              <w:t>组员1</w:t>
+              <w:t>组员1（颜瑞）</w:t>
             </w:r>
           </w:p>
         </w:tc>
@@ -8736,7 +8463,7 @@
                 <w:sz w:val="20"/>
                 <w:szCs w:val="20"/>
               </w:rPr>
-              <w:t>组员2</w:t>
+              <w:t>组员2（陈培钦）</w:t>
             </w:r>
           </w:p>
         </w:tc>
@@ -8808,7 +8535,7 @@
                 <w:sz w:val="20"/>
                 <w:szCs w:val="20"/>
               </w:rPr>
-              <w:t>800ms间隔刷新，滚动窗口10分钟</w:t>
+              <w:t>800ms间隔，滚动窗口10分钟</w:t>
             </w:r>
           </w:p>
         </w:tc>
@@ -8835,7 +8562,7 @@
                 <w:sz w:val="20"/>
                 <w:szCs w:val="20"/>
               </w:rPr>
-              <w:t>组员3</w:t>
+              <w:t>组员3（杨晋宇）</w:t>
             </w:r>
           </w:p>
         </w:tc>
@@ -8934,7 +8661,7 @@
                 <w:sz w:val="20"/>
                 <w:szCs w:val="20"/>
               </w:rPr>
-              <w:t>组员4</w:t>
+              <w:t>组员4（王润廷）</w:t>
             </w:r>
           </w:p>
         </w:tc>
@@ -9033,7 +8760,7 @@
                 <w:sz w:val="20"/>
                 <w:szCs w:val="20"/>
               </w:rPr>
-              <w:t>组员4</w:t>
+              <w:t>组员4（王润廷）</w:t>
             </w:r>
           </w:p>
         </w:tc>
@@ -9132,7 +8859,7 @@
                 <w:sz w:val="20"/>
                 <w:szCs w:val="20"/>
               </w:rPr>
-              <w:t>组员5</w:t>
+              <w:t>组员5（柯康锐）</w:t>
             </w:r>
           </w:p>
         </w:tc>
@@ -9143,7 +8870,7 @@
         <w:pStyle w:val="3"/>
         <w:spacing w:before="240" w:after="180"/>
       </w:pPr>
-      <w:bookmarkStart w:id="16" w:name="_Toc27470"/>
+      <w:bookmarkStart w:id="16" w:name="_Toc15821"/>
       <w:r>
         <w:rPr>
           <w:rFonts w:ascii="黑体" w:hAnsi="黑体" w:eastAsia="黑体" w:cs="黑体"/>
@@ -9180,8 +8907,8 @@
       <w:tblGrid>
         <w:gridCol w:w="2500"/>
         <w:gridCol w:w="2000"/>
-        <w:gridCol w:w="2000"/>
-        <w:gridCol w:w="4406"/>
+        <w:gridCol w:w="2200"/>
+        <w:gridCol w:w="4206"/>
       </w:tblGrid>
       <w:tr>
         <w:tblPrEx>
@@ -9268,7 +8995,7 @@
         </w:tc>
         <w:tc>
           <w:tcPr>
-            <w:tcW w:w="2000" w:type="dxa"/>
+            <w:tcW w:w="2200" w:type="dxa"/>
             <w:tcBorders>
               <w:top w:val="single" w:color="CCCCCC" w:sz="0" w:space="0"/>
               <w:left w:val="single" w:color="CCCCCC" w:sz="0" w:space="0"/>
@@ -9301,7 +9028,7 @@
         </w:tc>
         <w:tc>
           <w:tcPr>
-            <w:tcW w:w="4406" w:type="dxa"/>
+            <w:tcW w:w="4206" w:type="dxa"/>
             <w:tcBorders>
               <w:top w:val="single" w:color="CCCCCC" w:sz="0" w:space="0"/>
               <w:left w:val="single" w:color="CCCCCC" w:sz="0" w:space="0"/>
@@ -9406,7 +9133,7 @@
         </w:tc>
         <w:tc>
           <w:tcPr>
-            <w:tcW w:w="2000" w:type="dxa"/>
+            <w:tcW w:w="2200" w:type="dxa"/>
             <w:tcBorders>
               <w:top w:val="single" w:color="CCCCCC" w:sz="0" w:space="0"/>
               <w:left w:val="single" w:color="CCCCCC" w:sz="0" w:space="0"/>
@@ -9433,7 +9160,7 @@
         </w:tc>
         <w:tc>
           <w:tcPr>
-            <w:tcW w:w="4406" w:type="dxa"/>
+            <w:tcW w:w="4206" w:type="dxa"/>
             <w:tcBorders>
               <w:top w:val="single" w:color="CCCCCC" w:sz="0" w:space="0"/>
               <w:left w:val="single" w:color="CCCCCC" w:sz="0" w:space="0"/>
@@ -9532,34 +9259,34 @@
         </w:tc>
         <w:tc>
           <w:tcPr>
-            <w:tcW w:w="2000" w:type="dxa"/>
-            <w:tcBorders>
-              <w:top w:val="single" w:color="CCCCCC" w:sz="0" w:space="0"/>
-              <w:left w:val="single" w:color="CCCCCC" w:sz="0" w:space="0"/>
-              <w:bottom w:val="single" w:color="CCCCCC" w:sz="0" w:space="0"/>
-              <w:right w:val="single" w:color="CCCCCC" w:sz="0" w:space="0"/>
-            </w:tcBorders>
-            <w:tcMar>
-              <w:top w:w="60" w:type="dxa"/>
-              <w:left w:w="100" w:type="dxa"/>
-              <w:bottom w:w="60" w:type="dxa"/>
-              <w:right w:w="100" w:type="dxa"/>
-            </w:tcMar>
-          </w:tcPr>
-          <w:p>
-            <w:r>
-              <w:rPr>
-                <w:rFonts w:ascii="宋体" w:hAnsi="宋体" w:eastAsia="宋体" w:cs="宋体"/>
-                <w:sz w:val="20"/>
-                <w:szCs w:val="20"/>
-              </w:rPr>
-              <w:t>组员1</w:t>
-            </w:r>
-          </w:p>
-        </w:tc>
-        <w:tc>
-          <w:tcPr>
-            <w:tcW w:w="4406" w:type="dxa"/>
+            <w:tcW w:w="2200" w:type="dxa"/>
+            <w:tcBorders>
+              <w:top w:val="single" w:color="CCCCCC" w:sz="0" w:space="0"/>
+              <w:left w:val="single" w:color="CCCCCC" w:sz="0" w:space="0"/>
+              <w:bottom w:val="single" w:color="CCCCCC" w:sz="0" w:space="0"/>
+              <w:right w:val="single" w:color="CCCCCC" w:sz="0" w:space="0"/>
+            </w:tcBorders>
+            <w:tcMar>
+              <w:top w:w="60" w:type="dxa"/>
+              <w:left w:w="100" w:type="dxa"/>
+              <w:bottom w:w="60" w:type="dxa"/>
+              <w:right w:w="100" w:type="dxa"/>
+            </w:tcMar>
+          </w:tcPr>
+          <w:p>
+            <w:r>
+              <w:rPr>
+                <w:rFonts w:ascii="宋体" w:hAnsi="宋体" w:eastAsia="宋体" w:cs="宋体"/>
+                <w:sz w:val="20"/>
+                <w:szCs w:val="20"/>
+              </w:rPr>
+              <w:t>组员1（颜瑞）</w:t>
+            </w:r>
+          </w:p>
+        </w:tc>
+        <w:tc>
+          <w:tcPr>
+            <w:tcW w:w="4206" w:type="dxa"/>
             <w:tcBorders>
               <w:top w:val="single" w:color="CCCCCC" w:sz="0" w:space="0"/>
               <w:left w:val="single" w:color="CCCCCC" w:sz="0" w:space="0"/>
@@ -9658,34 +9385,34 @@
         </w:tc>
         <w:tc>
           <w:tcPr>
-            <w:tcW w:w="2000" w:type="dxa"/>
-            <w:tcBorders>
-              <w:top w:val="single" w:color="CCCCCC" w:sz="0" w:space="0"/>
-              <w:left w:val="single" w:color="CCCCCC" w:sz="0" w:space="0"/>
-              <w:bottom w:val="single" w:color="CCCCCC" w:sz="0" w:space="0"/>
-              <w:right w:val="single" w:color="CCCCCC" w:sz="0" w:space="0"/>
-            </w:tcBorders>
-            <w:tcMar>
-              <w:top w:w="60" w:type="dxa"/>
-              <w:left w:w="100" w:type="dxa"/>
-              <w:bottom w:w="60" w:type="dxa"/>
-              <w:right w:w="100" w:type="dxa"/>
-            </w:tcMar>
-          </w:tcPr>
-          <w:p>
-            <w:r>
-              <w:rPr>
-                <w:rFonts w:ascii="宋体" w:hAnsi="宋体" w:eastAsia="宋体" w:cs="宋体"/>
-                <w:sz w:val="20"/>
-                <w:szCs w:val="20"/>
-              </w:rPr>
-              <w:t>组员2</w:t>
-            </w:r>
-          </w:p>
-        </w:tc>
-        <w:tc>
-          <w:tcPr>
-            <w:tcW w:w="4406" w:type="dxa"/>
+            <w:tcW w:w="2200" w:type="dxa"/>
+            <w:tcBorders>
+              <w:top w:val="single" w:color="CCCCCC" w:sz="0" w:space="0"/>
+              <w:left w:val="single" w:color="CCCCCC" w:sz="0" w:space="0"/>
+              <w:bottom w:val="single" w:color="CCCCCC" w:sz="0" w:space="0"/>
+              <w:right w:val="single" w:color="CCCCCC" w:sz="0" w:space="0"/>
+            </w:tcBorders>
+            <w:tcMar>
+              <w:top w:w="60" w:type="dxa"/>
+              <w:left w:w="100" w:type="dxa"/>
+              <w:bottom w:w="60" w:type="dxa"/>
+              <w:right w:w="100" w:type="dxa"/>
+            </w:tcMar>
+          </w:tcPr>
+          <w:p>
+            <w:r>
+              <w:rPr>
+                <w:rFonts w:ascii="宋体" w:hAnsi="宋体" w:eastAsia="宋体" w:cs="宋体"/>
+                <w:sz w:val="20"/>
+                <w:szCs w:val="20"/>
+              </w:rPr>
+              <w:t>组员2（陈培钦）</w:t>
+            </w:r>
+          </w:p>
+        </w:tc>
+        <w:tc>
+          <w:tcPr>
+            <w:tcW w:w="4206" w:type="dxa"/>
             <w:tcBorders>
               <w:top w:val="single" w:color="CCCCCC" w:sz="0" w:space="0"/>
               <w:left w:val="single" w:color="CCCCCC" w:sz="0" w:space="0"/>
@@ -9784,34 +9511,34 @@
         </w:tc>
         <w:tc>
           <w:tcPr>
-            <w:tcW w:w="2000" w:type="dxa"/>
-            <w:tcBorders>
-              <w:top w:val="single" w:color="CCCCCC" w:sz="0" w:space="0"/>
-              <w:left w:val="single" w:color="CCCCCC" w:sz="0" w:space="0"/>
-              <w:bottom w:val="single" w:color="CCCCCC" w:sz="0" w:space="0"/>
-              <w:right w:val="single" w:color="CCCCCC" w:sz="0" w:space="0"/>
-            </w:tcBorders>
-            <w:tcMar>
-              <w:top w:w="60" w:type="dxa"/>
-              <w:left w:w="100" w:type="dxa"/>
-              <w:bottom w:w="60" w:type="dxa"/>
-              <w:right w:w="100" w:type="dxa"/>
-            </w:tcMar>
-          </w:tcPr>
-          <w:p>
-            <w:r>
-              <w:rPr>
-                <w:rFonts w:ascii="宋体" w:hAnsi="宋体" w:eastAsia="宋体" w:cs="宋体"/>
-                <w:sz w:val="20"/>
-                <w:szCs w:val="20"/>
-              </w:rPr>
-              <w:t>组员3</w:t>
-            </w:r>
-          </w:p>
-        </w:tc>
-        <w:tc>
-          <w:tcPr>
-            <w:tcW w:w="4406" w:type="dxa"/>
+            <w:tcW w:w="2200" w:type="dxa"/>
+            <w:tcBorders>
+              <w:top w:val="single" w:color="CCCCCC" w:sz="0" w:space="0"/>
+              <w:left w:val="single" w:color="CCCCCC" w:sz="0" w:space="0"/>
+              <w:bottom w:val="single" w:color="CCCCCC" w:sz="0" w:space="0"/>
+              <w:right w:val="single" w:color="CCCCCC" w:sz="0" w:space="0"/>
+            </w:tcBorders>
+            <w:tcMar>
+              <w:top w:w="60" w:type="dxa"/>
+              <w:left w:w="100" w:type="dxa"/>
+              <w:bottom w:w="60" w:type="dxa"/>
+              <w:right w:w="100" w:type="dxa"/>
+            </w:tcMar>
+          </w:tcPr>
+          <w:p>
+            <w:r>
+              <w:rPr>
+                <w:rFonts w:ascii="宋体" w:hAnsi="宋体" w:eastAsia="宋体" w:cs="宋体"/>
+                <w:sz w:val="20"/>
+                <w:szCs w:val="20"/>
+              </w:rPr>
+              <w:t>组员3（杨晋宇）</w:t>
+            </w:r>
+          </w:p>
+        </w:tc>
+        <w:tc>
+          <w:tcPr>
+            <w:tcW w:w="4206" w:type="dxa"/>
             <w:tcBorders>
               <w:top w:val="single" w:color="CCCCCC" w:sz="0" w:space="0"/>
               <w:left w:val="single" w:color="CCCCCC" w:sz="0" w:space="0"/>
@@ -9910,34 +9637,34 @@
         </w:tc>
         <w:tc>
           <w:tcPr>
-            <w:tcW w:w="2000" w:type="dxa"/>
-            <w:tcBorders>
-              <w:top w:val="single" w:color="CCCCCC" w:sz="0" w:space="0"/>
-              <w:left w:val="single" w:color="CCCCCC" w:sz="0" w:space="0"/>
-              <w:bottom w:val="single" w:color="CCCCCC" w:sz="0" w:space="0"/>
-              <w:right w:val="single" w:color="CCCCCC" w:sz="0" w:space="0"/>
-            </w:tcBorders>
-            <w:tcMar>
-              <w:top w:w="60" w:type="dxa"/>
-              <w:left w:w="100" w:type="dxa"/>
-              <w:bottom w:w="60" w:type="dxa"/>
-              <w:right w:w="100" w:type="dxa"/>
-            </w:tcMar>
-          </w:tcPr>
-          <w:p>
-            <w:r>
-              <w:rPr>
-                <w:rFonts w:ascii="宋体" w:hAnsi="宋体" w:eastAsia="宋体" w:cs="宋体"/>
-                <w:sz w:val="20"/>
-                <w:szCs w:val="20"/>
-              </w:rPr>
-              <w:t>组员4</w:t>
-            </w:r>
-          </w:p>
-        </w:tc>
-        <w:tc>
-          <w:tcPr>
-            <w:tcW w:w="4406" w:type="dxa"/>
+            <w:tcW w:w="2200" w:type="dxa"/>
+            <w:tcBorders>
+              <w:top w:val="single" w:color="CCCCCC" w:sz="0" w:space="0"/>
+              <w:left w:val="single" w:color="CCCCCC" w:sz="0" w:space="0"/>
+              <w:bottom w:val="single" w:color="CCCCCC" w:sz="0" w:space="0"/>
+              <w:right w:val="single" w:color="CCCCCC" w:sz="0" w:space="0"/>
+            </w:tcBorders>
+            <w:tcMar>
+              <w:top w:w="60" w:type="dxa"/>
+              <w:left w:w="100" w:type="dxa"/>
+              <w:bottom w:w="60" w:type="dxa"/>
+              <w:right w:w="100" w:type="dxa"/>
+            </w:tcMar>
+          </w:tcPr>
+          <w:p>
+            <w:r>
+              <w:rPr>
+                <w:rFonts w:ascii="宋体" w:hAnsi="宋体" w:eastAsia="宋体" w:cs="宋体"/>
+                <w:sz w:val="20"/>
+                <w:szCs w:val="20"/>
+              </w:rPr>
+              <w:t>组员4（王润廷）</w:t>
+            </w:r>
+          </w:p>
+        </w:tc>
+        <w:tc>
+          <w:tcPr>
+            <w:tcW w:w="4206" w:type="dxa"/>
             <w:tcBorders>
               <w:top w:val="single" w:color="CCCCCC" w:sz="0" w:space="0"/>
               <w:left w:val="single" w:color="CCCCCC" w:sz="0" w:space="0"/>
@@ -10036,34 +9763,34 @@
         </w:tc>
         <w:tc>
           <w:tcPr>
-            <w:tcW w:w="2000" w:type="dxa"/>
-            <w:tcBorders>
-              <w:top w:val="single" w:color="CCCCCC" w:sz="0" w:space="0"/>
-              <w:left w:val="single" w:color="CCCCCC" w:sz="0" w:space="0"/>
-              <w:bottom w:val="single" w:color="CCCCCC" w:sz="0" w:space="0"/>
-              <w:right w:val="single" w:color="CCCCCC" w:sz="0" w:space="0"/>
-            </w:tcBorders>
-            <w:tcMar>
-              <w:top w:w="60" w:type="dxa"/>
-              <w:left w:w="100" w:type="dxa"/>
-              <w:bottom w:w="60" w:type="dxa"/>
-              <w:right w:w="100" w:type="dxa"/>
-            </w:tcMar>
-          </w:tcPr>
-          <w:p>
-            <w:r>
-              <w:rPr>
-                <w:rFonts w:ascii="宋体" w:hAnsi="宋体" w:eastAsia="宋体" w:cs="宋体"/>
-                <w:sz w:val="20"/>
-                <w:szCs w:val="20"/>
-              </w:rPr>
-              <w:t>组员5</w:t>
-            </w:r>
-          </w:p>
-        </w:tc>
-        <w:tc>
-          <w:tcPr>
-            <w:tcW w:w="4406" w:type="dxa"/>
+            <w:tcW w:w="2200" w:type="dxa"/>
+            <w:tcBorders>
+              <w:top w:val="single" w:color="CCCCCC" w:sz="0" w:space="0"/>
+              <w:left w:val="single" w:color="CCCCCC" w:sz="0" w:space="0"/>
+              <w:bottom w:val="single" w:color="CCCCCC" w:sz="0" w:space="0"/>
+              <w:right w:val="single" w:color="CCCCCC" w:sz="0" w:space="0"/>
+            </w:tcBorders>
+            <w:tcMar>
+              <w:top w:w="60" w:type="dxa"/>
+              <w:left w:w="100" w:type="dxa"/>
+              <w:bottom w:w="60" w:type="dxa"/>
+              <w:right w:w="100" w:type="dxa"/>
+            </w:tcMar>
+          </w:tcPr>
+          <w:p>
+            <w:r>
+              <w:rPr>
+                <w:rFonts w:ascii="宋体" w:hAnsi="宋体" w:eastAsia="宋体" w:cs="宋体"/>
+                <w:sz w:val="20"/>
+                <w:szCs w:val="20"/>
+              </w:rPr>
+              <w:t>组员5（柯康锐）</w:t>
+            </w:r>
+          </w:p>
+        </w:tc>
+        <w:tc>
+          <w:tcPr>
+            <w:tcW w:w="4206" w:type="dxa"/>
             <w:tcBorders>
               <w:top w:val="single" w:color="CCCCCC" w:sz="0" w:space="0"/>
               <w:left w:val="single" w:color="CCCCCC" w:sz="0" w:space="0"/>
@@ -10162,34 +9889,34 @@
         </w:tc>
         <w:tc>
           <w:tcPr>
-            <w:tcW w:w="2000" w:type="dxa"/>
-            <w:tcBorders>
-              <w:top w:val="single" w:color="CCCCCC" w:sz="0" w:space="0"/>
-              <w:left w:val="single" w:color="CCCCCC" w:sz="0" w:space="0"/>
-              <w:bottom w:val="single" w:color="CCCCCC" w:sz="0" w:space="0"/>
-              <w:right w:val="single" w:color="CCCCCC" w:sz="0" w:space="0"/>
-            </w:tcBorders>
-            <w:tcMar>
-              <w:top w:w="60" w:type="dxa"/>
-              <w:left w:w="100" w:type="dxa"/>
-              <w:bottom w:w="60" w:type="dxa"/>
-              <w:right w:w="100" w:type="dxa"/>
-            </w:tcMar>
-          </w:tcPr>
-          <w:p>
-            <w:r>
-              <w:rPr>
-                <w:rFonts w:ascii="宋体" w:hAnsi="宋体" w:eastAsia="宋体" w:cs="宋体"/>
-                <w:sz w:val="20"/>
-                <w:szCs w:val="20"/>
-              </w:rPr>
-              <w:t>组员5+全员</w:t>
-            </w:r>
-          </w:p>
-        </w:tc>
-        <w:tc>
-          <w:tcPr>
-            <w:tcW w:w="4406" w:type="dxa"/>
+            <w:tcW w:w="2200" w:type="dxa"/>
+            <w:tcBorders>
+              <w:top w:val="single" w:color="CCCCCC" w:sz="0" w:space="0"/>
+              <w:left w:val="single" w:color="CCCCCC" w:sz="0" w:space="0"/>
+              <w:bottom w:val="single" w:color="CCCCCC" w:sz="0" w:space="0"/>
+              <w:right w:val="single" w:color="CCCCCC" w:sz="0" w:space="0"/>
+            </w:tcBorders>
+            <w:tcMar>
+              <w:top w:w="60" w:type="dxa"/>
+              <w:left w:w="100" w:type="dxa"/>
+              <w:bottom w:w="60" w:type="dxa"/>
+              <w:right w:w="100" w:type="dxa"/>
+            </w:tcMar>
+          </w:tcPr>
+          <w:p>
+            <w:r>
+              <w:rPr>
+                <w:rFonts w:ascii="宋体" w:hAnsi="宋体" w:eastAsia="宋体" w:cs="宋体"/>
+                <w:sz w:val="20"/>
+                <w:szCs w:val="20"/>
+              </w:rPr>
+              <w:t>组员5（柯康锐）+全员</w:t>
+            </w:r>
+          </w:p>
+        </w:tc>
+        <w:tc>
+          <w:tcPr>
+            <w:tcW w:w="4206" w:type="dxa"/>
             <w:tcBorders>
               <w:top w:val="single" w:color="CCCCCC" w:sz="0" w:space="0"/>
               <w:left w:val="single" w:color="CCCCCC" w:sz="0" w:space="0"/>
@@ -10288,7 +10015,7 @@
         </w:tc>
         <w:tc>
           <w:tcPr>
-            <w:tcW w:w="2000" w:type="dxa"/>
+            <w:tcW w:w="2200" w:type="dxa"/>
             <w:tcBorders>
               <w:top w:val="single" w:color="CCCCCC" w:sz="0" w:space="0"/>
               <w:left w:val="single" w:color="CCCCCC" w:sz="0" w:space="0"/>
@@ -10315,7 +10042,7 @@
         </w:tc>
         <w:tc>
           <w:tcPr>
-            <w:tcW w:w="4406" w:type="dxa"/>
+            <w:tcW w:w="4206" w:type="dxa"/>
             <w:tcBorders>
               <w:top w:val="single" w:color="CCCCCC" w:sz="0" w:space="0"/>
               <w:left w:val="single" w:color="CCCCCC" w:sz="0" w:space="0"/>
@@ -10414,34 +10141,34 @@
         </w:tc>
         <w:tc>
           <w:tcPr>
-            <w:tcW w:w="2000" w:type="dxa"/>
-            <w:tcBorders>
-              <w:top w:val="single" w:color="CCCCCC" w:sz="0" w:space="0"/>
-              <w:left w:val="single" w:color="CCCCCC" w:sz="0" w:space="0"/>
-              <w:bottom w:val="single" w:color="CCCCCC" w:sz="0" w:space="0"/>
-              <w:right w:val="single" w:color="CCCCCC" w:sz="0" w:space="0"/>
-            </w:tcBorders>
-            <w:tcMar>
-              <w:top w:w="60" w:type="dxa"/>
-              <w:left w:w="100" w:type="dxa"/>
-              <w:bottom w:w="60" w:type="dxa"/>
-              <w:right w:w="100" w:type="dxa"/>
-            </w:tcMar>
-          </w:tcPr>
-          <w:p>
-            <w:r>
-              <w:rPr>
-                <w:rFonts w:ascii="宋体" w:hAnsi="宋体" w:eastAsia="宋体" w:cs="宋体"/>
-                <w:sz w:val="20"/>
-                <w:szCs w:val="20"/>
-              </w:rPr>
-              <w:t>组员5</w:t>
-            </w:r>
-          </w:p>
-        </w:tc>
-        <w:tc>
-          <w:tcPr>
-            <w:tcW w:w="4406" w:type="dxa"/>
+            <w:tcW w:w="2200" w:type="dxa"/>
+            <w:tcBorders>
+              <w:top w:val="single" w:color="CCCCCC" w:sz="0" w:space="0"/>
+              <w:left w:val="single" w:color="CCCCCC" w:sz="0" w:space="0"/>
+              <w:bottom w:val="single" w:color="CCCCCC" w:sz="0" w:space="0"/>
+              <w:right w:val="single" w:color="CCCCCC" w:sz="0" w:space="0"/>
+            </w:tcBorders>
+            <w:tcMar>
+              <w:top w:w="60" w:type="dxa"/>
+              <w:left w:w="100" w:type="dxa"/>
+              <w:bottom w:w="60" w:type="dxa"/>
+              <w:right w:w="100" w:type="dxa"/>
+            </w:tcMar>
+          </w:tcPr>
+          <w:p>
+            <w:r>
+              <w:rPr>
+                <w:rFonts w:ascii="宋体" w:hAnsi="宋体" w:eastAsia="宋体" w:cs="宋体"/>
+                <w:sz w:val="20"/>
+                <w:szCs w:val="20"/>
+              </w:rPr>
+              <w:t>组员5（柯康锐）</w:t>
+            </w:r>
+          </w:p>
+        </w:tc>
+        <w:tc>
+          <w:tcPr>
+            <w:tcW w:w="4206" w:type="dxa"/>
             <w:tcBorders>
               <w:top w:val="single" w:color="CCCCCC" w:sz="0" w:space="0"/>
               <w:left w:val="single" w:color="CCCCCC" w:sz="0" w:space="0"/>
@@ -10473,7 +10200,7 @@
         <w:pStyle w:val="3"/>
         <w:spacing w:before="240" w:after="180"/>
       </w:pPr>
-      <w:bookmarkStart w:id="17" w:name="_Toc12330"/>
+      <w:bookmarkStart w:id="17" w:name="_Toc3505"/>
       <w:r>
         <w:rPr>
           <w:rFonts w:ascii="黑体" w:hAnsi="黑体" w:eastAsia="黑体" w:cs="黑体"/>
@@ -10496,7 +10223,7 @@
           <w:sz w:val="24"/>
           <w:szCs w:val="24"/>
         </w:rPr>
-        <w:t>全部采用开源免费技术栈，开发预算为 0 元。</w:t>
+        <w:t>全部开源免费技术栈，开发预算为0元。</w:t>
       </w:r>
     </w:p>
     <w:p>
@@ -10509,7 +10236,7 @@
         <w:pStyle w:val="2"/>
         <w:spacing w:before="360" w:after="240"/>
       </w:pPr>
-      <w:bookmarkStart w:id="18" w:name="_Toc20078"/>
+      <w:bookmarkStart w:id="18" w:name="_Toc2764"/>
       <w:r>
         <w:rPr>
           <w:rFonts w:ascii="黑体" w:hAnsi="黑体" w:eastAsia="黑体" w:cs="黑体"/>
@@ -10527,7 +10254,7 @@
         <w:pStyle w:val="3"/>
         <w:spacing w:before="240" w:after="180"/>
       </w:pPr>
-      <w:bookmarkStart w:id="19" w:name="_Toc16072"/>
+      <w:bookmarkStart w:id="19" w:name="_Toc3804"/>
       <w:r>
         <w:rPr>
           <w:rFonts w:ascii="黑体" w:hAnsi="黑体" w:eastAsia="黑体" w:cs="黑体"/>
@@ -10536,7 +10263,7 @@
           <w:sz w:val="28"/>
           <w:szCs w:val="28"/>
         </w:rPr>
-        <w:t>3.1 技术可行性分析</w:t>
+        <w:t>3.1 技术可行性</w:t>
       </w:r>
       <w:bookmarkEnd w:id="19"/>
     </w:p>
@@ -10784,7 +10511,7 @@
                 <w:sz w:val="20"/>
                 <w:szCs w:val="20"/>
               </w:rPr>
-              <w:t>四阶段独立算法，固定种子可重现</w:t>
+              <w:t>四阶段独立算法，固定种子</w:t>
             </w:r>
           </w:p>
         </w:tc>
@@ -10811,7 +10538,7 @@
                 <w:sz w:val="20"/>
                 <w:szCs w:val="20"/>
               </w:rPr>
-              <w:t>组员1</w:t>
+              <w:t>组员1（颜瑞）</w:t>
             </w:r>
           </w:p>
         </w:tc>
@@ -10910,7 +10637,7 @@
                 <w:sz w:val="20"/>
                 <w:szCs w:val="20"/>
               </w:rPr>
-              <w:t>5状态枚举+AtomicReference+监听器</w:t>
+              <w:t>5状态枚举+AtomicReference</w:t>
             </w:r>
           </w:p>
         </w:tc>
@@ -10937,7 +10664,7 @@
                 <w:sz w:val="20"/>
                 <w:szCs w:val="20"/>
               </w:rPr>
-              <w:t>组员1</w:t>
+              <w:t>组员1（颜瑞）</w:t>
             </w:r>
           </w:p>
         </w:tc>
@@ -11063,7 +10790,7 @@
                 <w:sz w:val="20"/>
                 <w:szCs w:val="20"/>
               </w:rPr>
-              <w:t>组员2</w:t>
+              <w:t>组员2（陈培钦）</w:t>
             </w:r>
           </w:p>
         </w:tc>
@@ -11189,7 +10916,7 @@
                 <w:sz w:val="20"/>
                 <w:szCs w:val="20"/>
               </w:rPr>
-              <w:t>组员3</w:t>
+              <w:t>组员3（杨晋宇）</w:t>
             </w:r>
           </w:p>
         </w:tc>
@@ -11315,7 +11042,7 @@
                 <w:sz w:val="20"/>
                 <w:szCs w:val="20"/>
               </w:rPr>
-              <w:t>组员4</w:t>
+              <w:t>组员4（王润廷）</w:t>
             </w:r>
           </w:p>
         </w:tc>
@@ -11441,7 +11168,7 @@
                 <w:sz w:val="20"/>
                 <w:szCs w:val="20"/>
               </w:rPr>
-              <w:t>组员4</w:t>
+              <w:t>组员4（王润廷）</w:t>
             </w:r>
           </w:p>
         </w:tc>
@@ -11567,7 +11294,7 @@
                 <w:sz w:val="20"/>
                 <w:szCs w:val="20"/>
               </w:rPr>
-              <w:t>组员5</w:t>
+              <w:t>组员5（柯康锐）</w:t>
             </w:r>
           </w:p>
         </w:tc>
@@ -11605,7 +11332,7 @@
         <w:pStyle w:val="3"/>
         <w:spacing w:before="240" w:after="180"/>
       </w:pPr>
-      <w:bookmarkStart w:id="20" w:name="_Toc5946"/>
+      <w:bookmarkStart w:id="20" w:name="_Toc2932"/>
       <w:r>
         <w:rPr>
           <w:rFonts w:ascii="黑体" w:hAnsi="黑体" w:eastAsia="黑体" w:cs="黑体"/>
@@ -11628,7 +11355,7 @@
           <w:sz w:val="24"/>
           <w:szCs w:val="24"/>
         </w:rPr>
-        <w:t>5 人模块化分工，每位组员独立负责一个模块：组员1(核心引擎,3,026行)、组员2(数据持久层,3,327行)、组员3(UI可视化,1,177行)、组员4(工具服务层,4,631行)、组员5(质量测试,3,948行)。目标市场：全国200+高校、各级建材检测机构、建筑类职业院校。</w:t>
+        <w:t>5人模块化分工：组员1（颜瑞）(核心引擎,3,026行)、组员2（陈培钦）(数据持久层,3,327行)、组员3（杨晋宇）(UI可视化,1,177行)、组员4（王润廷）(工具服务层,4,631行)、组员5（柯康锐）(质量测试,3,948行)。目标市场：全国200+高校、各级建材检测机构、建筑类职业院校。</w:t>
       </w:r>
     </w:p>
     <w:p>
@@ -11641,7 +11368,7 @@
         <w:pStyle w:val="2"/>
         <w:spacing w:before="360" w:after="240"/>
       </w:pPr>
-      <w:bookmarkStart w:id="21" w:name="_Toc12441"/>
+      <w:bookmarkStart w:id="21" w:name="_Toc19070"/>
       <w:r>
         <w:rPr>
           <w:rFonts w:ascii="黑体" w:hAnsi="黑体" w:eastAsia="黑体" w:cs="黑体"/>
@@ -11659,7 +11386,7 @@
         <w:pStyle w:val="3"/>
         <w:spacing w:before="240" w:after="180"/>
       </w:pPr>
-      <w:bookmarkStart w:id="22" w:name="_Toc24265"/>
+      <w:bookmarkStart w:id="22" w:name="_Toc16731"/>
       <w:r>
         <w:rPr>
           <w:rFonts w:ascii="黑体" w:hAnsi="黑体" w:eastAsia="黑体" w:cs="黑体"/>
@@ -11677,7 +11404,7 @@
         <w:pStyle w:val="4"/>
         <w:spacing w:before="180" w:after="120"/>
       </w:pPr>
-      <w:bookmarkStart w:id="23" w:name="_Toc32254"/>
+      <w:bookmarkStart w:id="23" w:name="_Toc2438"/>
       <w:r>
         <w:rPr>
           <w:rFonts w:ascii="黑体" w:hAnsi="黑体" w:eastAsia="黑体" w:cs="黑体"/>
@@ -12136,7 +11863,7 @@
         <w:pStyle w:val="4"/>
         <w:spacing w:before="180" w:after="120"/>
       </w:pPr>
-      <w:bookmarkStart w:id="24" w:name="_Toc6400"/>
+      <w:bookmarkStart w:id="24" w:name="_Toc4273"/>
       <w:r>
         <w:rPr>
           <w:rFonts w:ascii="黑体" w:hAnsi="黑体" w:eastAsia="黑体" w:cs="黑体"/>
@@ -12362,14 +12089,6 @@
       </w:tr>
       <w:tr>
         <w:tblPrEx>
-          <w:tblBorders>
-            <w:top w:val="single" w:color="auto" w:sz="4" w:space="0"/>
-            <w:left w:val="single" w:color="auto" w:sz="4" w:space="0"/>
-            <w:bottom w:val="single" w:color="auto" w:sz="4" w:space="0"/>
-            <w:right w:val="single" w:color="auto" w:sz="4" w:space="0"/>
-            <w:insideH w:val="single" w:color="auto" w:sz="4" w:space="0"/>
-            <w:insideV w:val="single" w:color="auto" w:sz="4" w:space="0"/>
-          </w:tblBorders>
           <w:tblCellMar>
             <w:top w:w="0" w:type="dxa"/>
             <w:left w:w="10" w:type="dxa"/>
@@ -13437,7 +13156,7 @@
         <w:pStyle w:val="3"/>
         <w:spacing w:before="240" w:after="180"/>
       </w:pPr>
-      <w:bookmarkStart w:id="25" w:name="_Toc15429"/>
+      <w:bookmarkStart w:id="25" w:name="_Toc27223"/>
       <w:r>
         <w:rPr>
           <w:rFonts w:ascii="黑体" w:hAnsi="黑体" w:eastAsia="黑体" w:cs="黑体"/>
@@ -13455,7 +13174,7 @@
         <w:pStyle w:val="4"/>
         <w:spacing w:before="180" w:after="120"/>
       </w:pPr>
-      <w:bookmarkStart w:id="26" w:name="_Toc6919"/>
+      <w:bookmarkStart w:id="26" w:name="_Toc9570"/>
       <w:r>
         <w:rPr>
           <w:rFonts w:ascii="黑体" w:hAnsi="黑体" w:eastAsia="黑体" w:cs="黑体"/>
@@ -13914,7 +13633,7 @@
         <w:pStyle w:val="4"/>
         <w:spacing w:before="180" w:after="120"/>
       </w:pPr>
-      <w:bookmarkStart w:id="27" w:name="_Toc29888"/>
+      <w:bookmarkStart w:id="27" w:name="_Toc7164"/>
       <w:r>
         <w:rPr>
           <w:rFonts w:ascii="黑体" w:hAnsi="黑体" w:eastAsia="黑体" w:cs="黑体"/>
@@ -13955,6 +13674,14 @@
       </w:tblGrid>
       <w:tr>
         <w:tblPrEx>
+          <w:tblBorders>
+            <w:top w:val="single" w:color="auto" w:sz="4" w:space="0"/>
+            <w:left w:val="single" w:color="auto" w:sz="4" w:space="0"/>
+            <w:bottom w:val="single" w:color="auto" w:sz="4" w:space="0"/>
+            <w:right w:val="single" w:color="auto" w:sz="4" w:space="0"/>
+            <w:insideH w:val="single" w:color="auto" w:sz="4" w:space="0"/>
+            <w:insideV w:val="single" w:color="auto" w:sz="4" w:space="0"/>
+          </w:tblBorders>
           <w:tblCellMar>
             <w:top w:w="0" w:type="dxa"/>
             <w:left w:w="10" w:type="dxa"/>
@@ -14399,105 +14126,6 @@
                 <w:sz w:val="20"/>
                 <w:szCs w:val="20"/>
               </w:rPr>
-              <w:t>停止记录</w:t>
-            </w:r>
-          </w:p>
-        </w:tc>
-        <w:tc>
-          <w:tcPr>
-            <w:tcW w:w="5000" w:type="dxa"/>
-            <w:tcBorders>
-              <w:top w:val="single" w:color="CCCCCC" w:sz="0" w:space="0"/>
-              <w:left w:val="single" w:color="CCCCCC" w:sz="0" w:space="0"/>
-              <w:bottom w:val="single" w:color="CCCCCC" w:sz="0" w:space="0"/>
-              <w:right w:val="single" w:color="CCCCCC" w:sz="0" w:space="0"/>
-            </w:tcBorders>
-            <w:tcMar>
-              <w:top w:w="60" w:type="dxa"/>
-              <w:left w:w="100" w:type="dxa"/>
-              <w:bottom w:w="60" w:type="dxa"/>
-              <w:right w:w="100" w:type="dxa"/>
-            </w:tcMar>
-          </w:tcPr>
-          <w:p>
-            <w:r>
-              <w:rPr>
-                <w:rFonts w:ascii="宋体" w:hAnsi="宋体" w:eastAsia="宋体" w:cs="宋体"/>
-                <w:sz w:val="20"/>
-                <w:szCs w:val="20"/>
-              </w:rPr>
-              <w:t>手动/自动→COMPLETE</w:t>
-            </w:r>
-          </w:p>
-        </w:tc>
-        <w:tc>
-          <w:tcPr>
-            <w:tcW w:w="2906" w:type="dxa"/>
-            <w:tcBorders>
-              <w:top w:val="single" w:color="CCCCCC" w:sz="0" w:space="0"/>
-              <w:left w:val="single" w:color="CCCCCC" w:sz="0" w:space="0"/>
-              <w:bottom w:val="single" w:color="CCCCCC" w:sz="0" w:space="0"/>
-              <w:right w:val="single" w:color="CCCCCC" w:sz="0" w:space="0"/>
-            </w:tcBorders>
-            <w:tcMar>
-              <w:top w:w="60" w:type="dxa"/>
-              <w:left w:w="100" w:type="dxa"/>
-              <w:bottom w:w="60" w:type="dxa"/>
-              <w:right w:w="100" w:type="dxa"/>
-            </w:tcMar>
-          </w:tcPr>
-          <w:p>
-            <w:r>
-              <w:rPr>
-                <w:rFonts w:ascii="宋体" w:hAnsi="宋体" w:eastAsia="宋体" w:cs="宋体"/>
-                <w:sz w:val="20"/>
-                <w:szCs w:val="20"/>
-              </w:rPr>
-              <w:t>P0</w:t>
-            </w:r>
-          </w:p>
-        </w:tc>
-      </w:tr>
-      <w:tr>
-        <w:tblPrEx>
-          <w:tblBorders>
-            <w:top w:val="single" w:color="auto" w:sz="4" w:space="0"/>
-            <w:left w:val="single" w:color="auto" w:sz="4" w:space="0"/>
-            <w:bottom w:val="single" w:color="auto" w:sz="4" w:space="0"/>
-            <w:right w:val="single" w:color="auto" w:sz="4" w:space="0"/>
-            <w:insideH w:val="single" w:color="auto" w:sz="4" w:space="0"/>
-            <w:insideV w:val="single" w:color="auto" w:sz="4" w:space="0"/>
-          </w:tblBorders>
-          <w:tblCellMar>
-            <w:top w:w="0" w:type="dxa"/>
-            <w:left w:w="10" w:type="dxa"/>
-            <w:bottom w:w="0" w:type="dxa"/>
-            <w:right w:w="10" w:type="dxa"/>
-          </w:tblCellMar>
-        </w:tblPrEx>
-        <w:tc>
-          <w:tcPr>
-            <w:tcW w:w="3000" w:type="dxa"/>
-            <w:tcBorders>
-              <w:top w:val="single" w:color="CCCCCC" w:sz="0" w:space="0"/>
-              <w:left w:val="single" w:color="CCCCCC" w:sz="0" w:space="0"/>
-              <w:bottom w:val="single" w:color="CCCCCC" w:sz="0" w:space="0"/>
-              <w:right w:val="single" w:color="CCCCCC" w:sz="0" w:space="0"/>
-            </w:tcBorders>
-            <w:tcMar>
-              <w:top w:w="60" w:type="dxa"/>
-              <w:left w:w="100" w:type="dxa"/>
-              <w:bottom w:w="60" w:type="dxa"/>
-              <w:right w:w="100" w:type="dxa"/>
-            </w:tcMar>
-          </w:tcPr>
-          <w:p>
-            <w:r>
-              <w:rPr>
-                <w:rFonts w:ascii="宋体" w:hAnsi="宋体" w:eastAsia="宋体" w:cs="宋体"/>
-                <w:sz w:val="20"/>
-                <w:szCs w:val="20"/>
-              </w:rPr>
               <w:t>保存保护</w:t>
             </w:r>
           </w:p>
@@ -14563,7 +14191,7 @@
         <w:pStyle w:val="3"/>
         <w:spacing w:before="240" w:after="180"/>
       </w:pPr>
-      <w:bookmarkStart w:id="28" w:name="_Toc22150"/>
+      <w:bookmarkStart w:id="28" w:name="_Toc493"/>
       <w:r>
         <w:rPr>
           <w:rFonts w:ascii="黑体" w:hAnsi="黑体" w:eastAsia="黑体" w:cs="黑体"/>
@@ -14581,7 +14209,7 @@
         <w:pStyle w:val="4"/>
         <w:spacing w:before="180" w:after="120"/>
       </w:pPr>
-      <w:bookmarkStart w:id="29" w:name="_Toc12687"/>
+      <w:bookmarkStart w:id="29" w:name="_Toc28688"/>
       <w:r>
         <w:rPr>
           <w:rFonts w:ascii="黑体" w:hAnsi="黑体" w:eastAsia="黑体" w:cs="黑体"/>
@@ -14887,7 +14515,7 @@
                 <w:sz w:val="20"/>
                 <w:szCs w:val="20"/>
               </w:rPr>
-              <w:t>温度曲线更新</w:t>
+              <w:t>报告导出</w:t>
             </w:r>
           </w:p>
         </w:tc>
@@ -14914,7 +14542,7 @@
                 <w:sz w:val="20"/>
                 <w:szCs w:val="20"/>
               </w:rPr>
-              <w:t>每800ms</w:t>
+              <w:t>CSV&lt;1s,Excel&lt;5s,PDF&lt;10s</w:t>
             </w:r>
           </w:p>
         </w:tc>
@@ -14959,7 +14587,7 @@
                 <w:sz w:val="20"/>
                 <w:szCs w:val="20"/>
               </w:rPr>
-              <w:t>报告导出</w:t>
+              <w:t>程序启动</w:t>
             </w:r>
           </w:p>
         </w:tc>
@@ -14986,7 +14614,7 @@
                 <w:sz w:val="20"/>
                 <w:szCs w:val="20"/>
               </w:rPr>
-              <w:t>CSV&lt;1s,Excel&lt;5s,PDF&lt;10s</w:t>
+              <w:t>&lt;5s</w:t>
             </w:r>
           </w:p>
         </w:tc>
@@ -15031,78 +14659,6 @@
                 <w:sz w:val="20"/>
                 <w:szCs w:val="20"/>
               </w:rPr>
-              <w:t>程序启动</w:t>
-            </w:r>
-          </w:p>
-        </w:tc>
-        <w:tc>
-          <w:tcPr>
-            <w:tcW w:w="6906" w:type="dxa"/>
-            <w:tcBorders>
-              <w:top w:val="single" w:color="CCCCCC" w:sz="0" w:space="0"/>
-              <w:left w:val="single" w:color="CCCCCC" w:sz="0" w:space="0"/>
-              <w:bottom w:val="single" w:color="CCCCCC" w:sz="0" w:space="0"/>
-              <w:right w:val="single" w:color="CCCCCC" w:sz="0" w:space="0"/>
-            </w:tcBorders>
-            <w:tcMar>
-              <w:top w:w="60" w:type="dxa"/>
-              <w:left w:w="100" w:type="dxa"/>
-              <w:bottom w:w="60" w:type="dxa"/>
-              <w:right w:w="100" w:type="dxa"/>
-            </w:tcMar>
-          </w:tcPr>
-          <w:p>
-            <w:r>
-              <w:rPr>
-                <w:rFonts w:ascii="宋体" w:hAnsi="宋体" w:eastAsia="宋体" w:cs="宋体"/>
-                <w:sz w:val="20"/>
-                <w:szCs w:val="20"/>
-              </w:rPr>
-              <w:t>&lt;5s</w:t>
-            </w:r>
-          </w:p>
-        </w:tc>
-      </w:tr>
-      <w:tr>
-        <w:tblPrEx>
-          <w:tblBorders>
-            <w:top w:val="single" w:color="auto" w:sz="4" w:space="0"/>
-            <w:left w:val="single" w:color="auto" w:sz="4" w:space="0"/>
-            <w:bottom w:val="single" w:color="auto" w:sz="4" w:space="0"/>
-            <w:right w:val="single" w:color="auto" w:sz="4" w:space="0"/>
-            <w:insideH w:val="single" w:color="auto" w:sz="4" w:space="0"/>
-            <w:insideV w:val="single" w:color="auto" w:sz="4" w:space="0"/>
-          </w:tblBorders>
-          <w:tblCellMar>
-            <w:top w:w="0" w:type="dxa"/>
-            <w:left w:w="10" w:type="dxa"/>
-            <w:bottom w:w="0" w:type="dxa"/>
-            <w:right w:w="10" w:type="dxa"/>
-          </w:tblCellMar>
-        </w:tblPrEx>
-        <w:tc>
-          <w:tcPr>
-            <w:tcW w:w="4000" w:type="dxa"/>
-            <w:tcBorders>
-              <w:top w:val="single" w:color="CCCCCC" w:sz="0" w:space="0"/>
-              <w:left w:val="single" w:color="CCCCCC" w:sz="0" w:space="0"/>
-              <w:bottom w:val="single" w:color="CCCCCC" w:sz="0" w:space="0"/>
-              <w:right w:val="single" w:color="CCCCCC" w:sz="0" w:space="0"/>
-            </w:tcBorders>
-            <w:tcMar>
-              <w:top w:w="60" w:type="dxa"/>
-              <w:left w:w="100" w:type="dxa"/>
-              <w:bottom w:w="60" w:type="dxa"/>
-              <w:right w:w="100" w:type="dxa"/>
-            </w:tcMar>
-          </w:tcPr>
-          <w:p>
-            <w:r>
-              <w:rPr>
-                <w:rFonts w:ascii="宋体" w:hAnsi="宋体" w:eastAsia="宋体" w:cs="宋体"/>
-                <w:sz w:val="20"/>
-                <w:szCs w:val="20"/>
-              </w:rPr>
               <w:t>数据库查询</w:t>
             </w:r>
           </w:p>
@@ -15141,7 +14697,7 @@
         <w:pStyle w:val="4"/>
         <w:spacing w:before="180" w:after="120"/>
       </w:pPr>
-      <w:bookmarkStart w:id="30" w:name="_Toc30675"/>
+      <w:bookmarkStart w:id="30" w:name="_Toc3633"/>
       <w:r>
         <w:rPr>
           <w:rFonts w:ascii="黑体" w:hAnsi="黑体" w:eastAsia="黑体" w:cs="黑体"/>
@@ -15181,6 +14737,14 @@
       </w:tblGrid>
       <w:tr>
         <w:tblPrEx>
+          <w:tblBorders>
+            <w:top w:val="single" w:color="auto" w:sz="4" w:space="0"/>
+            <w:left w:val="single" w:color="auto" w:sz="4" w:space="0"/>
+            <w:bottom w:val="single" w:color="auto" w:sz="4" w:space="0"/>
+            <w:right w:val="single" w:color="auto" w:sz="4" w:space="0"/>
+            <w:insideH w:val="single" w:color="auto" w:sz="4" w:space="0"/>
+            <w:insideV w:val="single" w:color="auto" w:sz="4" w:space="0"/>
+          </w:tblBorders>
           <w:tblCellMar>
             <w:top w:w="0" w:type="dxa"/>
             <w:left w:w="10" w:type="dxa"/>
@@ -15329,6 +14893,14 @@
       </w:tr>
       <w:tr>
         <w:tblPrEx>
+          <w:tblBorders>
+            <w:top w:val="single" w:color="auto" w:sz="4" w:space="0"/>
+            <w:left w:val="single" w:color="auto" w:sz="4" w:space="0"/>
+            <w:bottom w:val="single" w:color="auto" w:sz="4" w:space="0"/>
+            <w:right w:val="single" w:color="auto" w:sz="4" w:space="0"/>
+            <w:insideH w:val="single" w:color="auto" w:sz="4" w:space="0"/>
+            <w:insideV w:val="single" w:color="auto" w:sz="4" w:space="0"/>
+          </w:tblBorders>
           <w:tblCellMar>
             <w:top w:w="0" w:type="dxa"/>
             <w:left w:w="10" w:type="dxa"/>
@@ -15469,7 +15041,7 @@
         <w:pStyle w:val="3"/>
         <w:spacing w:before="240" w:after="180"/>
       </w:pPr>
-      <w:bookmarkStart w:id="31" w:name="_Toc21917"/>
+      <w:bookmarkStart w:id="31" w:name="_Toc24800"/>
       <w:r>
         <w:rPr>
           <w:rFonts w:ascii="黑体" w:hAnsi="黑体" w:eastAsia="黑体" w:cs="黑体"/>
@@ -15492,7 +15064,7 @@
           <w:sz w:val="24"/>
           <w:szCs w:val="24"/>
         </w:rPr>
-        <w:t>登录窗口：居中400×300，角色单选按钮+密码输入框。主控制面板：Tab页切换(试验控制/记录查询/设备校准)，含温度曲线区、LED数值面板、按钮区、系统消息区。温度曲线：4条折线(炉温1红/炉温2蓝/表面温绿/中心温橙)，X轴滚动最近10分钟，Y轴0~800°C。</w:t>
+        <w:t>登录窗口：居中400×300。主控制面板：Tab页切换(试验控制/记录查询/设备校准)，含温度曲线区、LED数值面板、按钮区、系统消息区。温度曲线：4条折线(炉温1红/炉温2蓝/表面温绿/中心温橙)，X轴滚动最近10分钟。</w:t>
       </w:r>
     </w:p>
     <w:p>
@@ -15500,7 +15072,7 @@
         <w:pStyle w:val="3"/>
         <w:spacing w:before="240" w:after="180"/>
       </w:pPr>
-      <w:bookmarkStart w:id="32" w:name="_Toc18030"/>
+      <w:bookmarkStart w:id="32" w:name="_Toc28046"/>
       <w:r>
         <w:rPr>
           <w:rFonts w:ascii="黑体" w:hAnsi="黑体" w:eastAsia="黑体" w:cs="黑体"/>
@@ -15518,7 +15090,7 @@
         <w:pStyle w:val="4"/>
         <w:spacing w:before="180" w:after="120"/>
       </w:pPr>
-      <w:bookmarkStart w:id="33" w:name="_Toc16801"/>
+      <w:bookmarkStart w:id="33" w:name="_Toc21896"/>
       <w:r>
         <w:rPr>
           <w:rFonts w:ascii="黑体" w:hAnsi="黑体" w:eastAsia="黑体" w:cs="黑体"/>
@@ -15549,7 +15121,7 @@
         <w:pStyle w:val="4"/>
         <w:spacing w:before="180" w:after="120"/>
       </w:pPr>
-      <w:bookmarkStart w:id="34" w:name="_Toc25216"/>
+      <w:bookmarkStart w:id="34" w:name="_Toc24318"/>
       <w:r>
         <w:rPr>
           <w:rFonts w:ascii="黑体" w:hAnsi="黑体" w:eastAsia="黑体" w:cs="黑体"/>
@@ -15799,7 +15371,7 @@
                 <w:sz w:val="20"/>
                 <w:szCs w:val="20"/>
               </w:rPr>
-              <w:t>每800ms推送温度数据、状态、时长、消息</w:t>
+              <w:t>每800ms推送温度/状态/时长/消息</w:t>
             </w:r>
           </w:p>
         </w:tc>
@@ -16112,7 +15684,7 @@
         <w:pStyle w:val="2"/>
         <w:spacing w:before="360" w:after="240"/>
       </w:pPr>
-      <w:bookmarkStart w:id="35" w:name="_Toc5677"/>
+      <w:bookmarkStart w:id="35" w:name="_Toc31776"/>
       <w:r>
         <w:rPr>
           <w:rFonts w:ascii="黑体" w:hAnsi="黑体" w:eastAsia="黑体" w:cs="黑体"/>
@@ -16130,7 +15702,7 @@
         <w:pStyle w:val="3"/>
         <w:spacing w:before="240" w:after="180"/>
       </w:pPr>
-      <w:bookmarkStart w:id="36" w:name="_Toc3899"/>
+      <w:bookmarkStart w:id="36" w:name="_Toc16155"/>
       <w:r>
         <w:rPr>
           <w:rFonts w:ascii="黑体" w:hAnsi="黑体" w:eastAsia="黑体" w:cs="黑体"/>
@@ -16153,7 +15725,7 @@
           <w:sz w:val="24"/>
           <w:szCs w:val="24"/>
         </w:rPr>
-        <w:t>用户登录→主界面→新建试验→开始升温→仿真引擎每800ms迭代←状态机PREPARING→温度达到745~755°C且稳定→状态机READY→用户点击开始记录→状态机RECORDING→每秒记录一行温度数据→到达目标时长/手动停止→状态机COMPLETE→填写试验现象→保存到数据库→导出报告</w:t>
+        <w:t>用户登录→新建试验→开始升温→仿真引擎每800ms迭代←状态机PREPARING→温度达到745~755°C且稳定→状态机READY→开始记录→RECORDING→每秒记录数据→到达目标时长→COMPLETE→保存到数据库→导出报告</w:t>
       </w:r>
     </w:p>
     <w:p>
@@ -16161,7 +15733,7 @@
         <w:pStyle w:val="3"/>
         <w:spacing w:before="240" w:after="180"/>
       </w:pPr>
-      <w:bookmarkStart w:id="37" w:name="_Toc8962"/>
+      <w:bookmarkStart w:id="37" w:name="_Toc4664"/>
       <w:r>
         <w:rPr>
           <w:rFonts w:ascii="黑体" w:hAnsi="黑体" w:eastAsia="黑体" w:cs="黑体"/>
@@ -16184,7 +15756,7 @@
           <w:sz w:val="24"/>
           <w:szCs w:val="24"/>
         </w:rPr>
-        <w:t>UI层(组员3)→业务核心层(组员1)→服务层(组员4)→数据层(组员2)→基础设施(组员5)。模块间调用关系：组员1(core)↔组员2(dao)、组员1(core)→组员3(ui)通过DataChangeListener事件推送、组员3(ui)↔组员2(dao)直接查询、组员1(core)→组员4(service)调用ReportExportService导出、组员5(test)→全部模块。</w:t>
+        <w:t>UI层(组员3（杨晋宇）)→业务核心层(组员1（颜瑞）)→服务层(组员4（王润廷）)→数据层(组员2（陈培钦）)→基础设施(组员5（柯康锐）)。调用关系：core↔dao、core→ui(DataChangeListener)、ui↔dao(查询)、core→service(ReportExportService)、test→全部模块。</w:t>
       </w:r>
     </w:p>
     <w:p>
@@ -16192,7 +15764,7 @@
         <w:pStyle w:val="3"/>
         <w:spacing w:before="240" w:after="180"/>
       </w:pPr>
-      <w:bookmarkStart w:id="38" w:name="_Toc31050"/>
+      <w:bookmarkStart w:id="38" w:name="_Toc17193"/>
       <w:r>
         <w:rPr>
           <w:rFonts w:ascii="黑体" w:hAnsi="黑体" w:eastAsia="黑体" w:cs="黑体"/>
@@ -16228,8 +15800,8 @@
       </w:tblPr>
       <w:tblGrid>
         <w:gridCol w:w="2500"/>
-        <w:gridCol w:w="2000"/>
-        <w:gridCol w:w="6406"/>
+        <w:gridCol w:w="2500"/>
+        <w:gridCol w:w="5906"/>
       </w:tblGrid>
       <w:tr>
         <w:tblPrEx>
@@ -16283,7 +15855,7 @@
         </w:tc>
         <w:tc>
           <w:tcPr>
-            <w:tcW w:w="2000" w:type="dxa"/>
+            <w:tcW w:w="2500" w:type="dxa"/>
             <w:tcBorders>
               <w:top w:val="single" w:color="CCCCCC" w:sz="0" w:space="0"/>
               <w:left w:val="single" w:color="CCCCCC" w:sz="0" w:space="0"/>
@@ -16316,7 +15888,7 @@
         </w:tc>
         <w:tc>
           <w:tcPr>
-            <w:tcW w:w="6406" w:type="dxa"/>
+            <w:tcW w:w="5906" w:type="dxa"/>
             <w:tcBorders>
               <w:top w:val="single" w:color="CCCCCC" w:sz="0" w:space="0"/>
               <w:left w:val="single" w:color="CCCCCC" w:sz="0" w:space="0"/>
@@ -16394,34 +15966,34 @@
         </w:tc>
         <w:tc>
           <w:tcPr>
-            <w:tcW w:w="2000" w:type="dxa"/>
-            <w:tcBorders>
-              <w:top w:val="single" w:color="CCCCCC" w:sz="0" w:space="0"/>
-              <w:left w:val="single" w:color="CCCCCC" w:sz="0" w:space="0"/>
-              <w:bottom w:val="single" w:color="CCCCCC" w:sz="0" w:space="0"/>
-              <w:right w:val="single" w:color="CCCCCC" w:sz="0" w:space="0"/>
-            </w:tcBorders>
-            <w:tcMar>
-              <w:top w:w="60" w:type="dxa"/>
-              <w:left w:w="100" w:type="dxa"/>
-              <w:bottom w:w="60" w:type="dxa"/>
-              <w:right w:w="100" w:type="dxa"/>
-            </w:tcMar>
-          </w:tcPr>
-          <w:p>
-            <w:r>
-              <w:rPr>
-                <w:rFonts w:ascii="宋体" w:hAnsi="宋体" w:eastAsia="宋体" w:cs="宋体"/>
-                <w:sz w:val="20"/>
-                <w:szCs w:val="20"/>
-              </w:rPr>
-              <w:t>组员3</w:t>
-            </w:r>
-          </w:p>
-        </w:tc>
-        <w:tc>
-          <w:tcPr>
-            <w:tcW w:w="6406" w:type="dxa"/>
+            <w:tcW w:w="2500" w:type="dxa"/>
+            <w:tcBorders>
+              <w:top w:val="single" w:color="CCCCCC" w:sz="0" w:space="0"/>
+              <w:left w:val="single" w:color="CCCCCC" w:sz="0" w:space="0"/>
+              <w:bottom w:val="single" w:color="CCCCCC" w:sz="0" w:space="0"/>
+              <w:right w:val="single" w:color="CCCCCC" w:sz="0" w:space="0"/>
+            </w:tcBorders>
+            <w:tcMar>
+              <w:top w:w="60" w:type="dxa"/>
+              <w:left w:w="100" w:type="dxa"/>
+              <w:bottom w:w="60" w:type="dxa"/>
+              <w:right w:w="100" w:type="dxa"/>
+            </w:tcMar>
+          </w:tcPr>
+          <w:p>
+            <w:r>
+              <w:rPr>
+                <w:rFonts w:ascii="宋体" w:hAnsi="宋体" w:eastAsia="宋体" w:cs="宋体"/>
+                <w:sz w:val="20"/>
+                <w:szCs w:val="20"/>
+              </w:rPr>
+              <w:t>组员3（杨晋宇）</w:t>
+            </w:r>
+          </w:p>
+        </w:tc>
+        <w:tc>
+          <w:tcPr>
+            <w:tcW w:w="5906" w:type="dxa"/>
             <w:tcBorders>
               <w:top w:val="single" w:color="CCCCCC" w:sz="0" w:space="0"/>
               <w:left w:val="single" w:color="CCCCCC" w:sz="0" w:space="0"/>
@@ -16493,34 +16065,34 @@
         </w:tc>
         <w:tc>
           <w:tcPr>
-            <w:tcW w:w="2000" w:type="dxa"/>
-            <w:tcBorders>
-              <w:top w:val="single" w:color="CCCCCC" w:sz="0" w:space="0"/>
-              <w:left w:val="single" w:color="CCCCCC" w:sz="0" w:space="0"/>
-              <w:bottom w:val="single" w:color="CCCCCC" w:sz="0" w:space="0"/>
-              <w:right w:val="single" w:color="CCCCCC" w:sz="0" w:space="0"/>
-            </w:tcBorders>
-            <w:tcMar>
-              <w:top w:w="60" w:type="dxa"/>
-              <w:left w:w="100" w:type="dxa"/>
-              <w:bottom w:w="60" w:type="dxa"/>
-              <w:right w:w="100" w:type="dxa"/>
-            </w:tcMar>
-          </w:tcPr>
-          <w:p>
-            <w:r>
-              <w:rPr>
-                <w:rFonts w:ascii="宋体" w:hAnsi="宋体" w:eastAsia="宋体" w:cs="宋体"/>
-                <w:sz w:val="20"/>
-                <w:szCs w:val="20"/>
-              </w:rPr>
-              <w:t>组员1</w:t>
-            </w:r>
-          </w:p>
-        </w:tc>
-        <w:tc>
-          <w:tcPr>
-            <w:tcW w:w="6406" w:type="dxa"/>
+            <w:tcW w:w="2500" w:type="dxa"/>
+            <w:tcBorders>
+              <w:top w:val="single" w:color="CCCCCC" w:sz="0" w:space="0"/>
+              <w:left w:val="single" w:color="CCCCCC" w:sz="0" w:space="0"/>
+              <w:bottom w:val="single" w:color="CCCCCC" w:sz="0" w:space="0"/>
+              <w:right w:val="single" w:color="CCCCCC" w:sz="0" w:space="0"/>
+            </w:tcBorders>
+            <w:tcMar>
+              <w:top w:w="60" w:type="dxa"/>
+              <w:left w:w="100" w:type="dxa"/>
+              <w:bottom w:w="60" w:type="dxa"/>
+              <w:right w:w="100" w:type="dxa"/>
+            </w:tcMar>
+          </w:tcPr>
+          <w:p>
+            <w:r>
+              <w:rPr>
+                <w:rFonts w:ascii="宋体" w:hAnsi="宋体" w:eastAsia="宋体" w:cs="宋体"/>
+                <w:sz w:val="20"/>
+                <w:szCs w:val="20"/>
+              </w:rPr>
+              <w:t>组员1（颜瑞）</w:t>
+            </w:r>
+          </w:p>
+        </w:tc>
+        <w:tc>
+          <w:tcPr>
+            <w:tcW w:w="5906" w:type="dxa"/>
             <w:tcBorders>
               <w:top w:val="single" w:color="CCCCCC" w:sz="0" w:space="0"/>
               <w:left w:val="single" w:color="CCCCCC" w:sz="0" w:space="0"/>
@@ -16592,34 +16164,34 @@
         </w:tc>
         <w:tc>
           <w:tcPr>
-            <w:tcW w:w="2000" w:type="dxa"/>
-            <w:tcBorders>
-              <w:top w:val="single" w:color="CCCCCC" w:sz="0" w:space="0"/>
-              <w:left w:val="single" w:color="CCCCCC" w:sz="0" w:space="0"/>
-              <w:bottom w:val="single" w:color="CCCCCC" w:sz="0" w:space="0"/>
-              <w:right w:val="single" w:color="CCCCCC" w:sz="0" w:space="0"/>
-            </w:tcBorders>
-            <w:tcMar>
-              <w:top w:w="60" w:type="dxa"/>
-              <w:left w:w="100" w:type="dxa"/>
-              <w:bottom w:w="60" w:type="dxa"/>
-              <w:right w:w="100" w:type="dxa"/>
-            </w:tcMar>
-          </w:tcPr>
-          <w:p>
-            <w:r>
-              <w:rPr>
-                <w:rFonts w:ascii="宋体" w:hAnsi="宋体" w:eastAsia="宋体" w:cs="宋体"/>
-                <w:sz w:val="20"/>
-                <w:szCs w:val="20"/>
-              </w:rPr>
-              <w:t>组员1</w:t>
-            </w:r>
-          </w:p>
-        </w:tc>
-        <w:tc>
-          <w:tcPr>
-            <w:tcW w:w="6406" w:type="dxa"/>
+            <w:tcW w:w="2500" w:type="dxa"/>
+            <w:tcBorders>
+              <w:top w:val="single" w:color="CCCCCC" w:sz="0" w:space="0"/>
+              <w:left w:val="single" w:color="CCCCCC" w:sz="0" w:space="0"/>
+              <w:bottom w:val="single" w:color="CCCCCC" w:sz="0" w:space="0"/>
+              <w:right w:val="single" w:color="CCCCCC" w:sz="0" w:space="0"/>
+            </w:tcBorders>
+            <w:tcMar>
+              <w:top w:w="60" w:type="dxa"/>
+              <w:left w:w="100" w:type="dxa"/>
+              <w:bottom w:w="60" w:type="dxa"/>
+              <w:right w:w="100" w:type="dxa"/>
+            </w:tcMar>
+          </w:tcPr>
+          <w:p>
+            <w:r>
+              <w:rPr>
+                <w:rFonts w:ascii="宋体" w:hAnsi="宋体" w:eastAsia="宋体" w:cs="宋体"/>
+                <w:sz w:val="20"/>
+                <w:szCs w:val="20"/>
+              </w:rPr>
+              <w:t>组员1（颜瑞）</w:t>
+            </w:r>
+          </w:p>
+        </w:tc>
+        <w:tc>
+          <w:tcPr>
+            <w:tcW w:w="5906" w:type="dxa"/>
             <w:tcBorders>
               <w:top w:val="single" w:color="CCCCCC" w:sz="0" w:space="0"/>
               <w:left w:val="single" w:color="CCCCCC" w:sz="0" w:space="0"/>
@@ -16691,34 +16263,34 @@
         </w:tc>
         <w:tc>
           <w:tcPr>
-            <w:tcW w:w="2000" w:type="dxa"/>
-            <w:tcBorders>
-              <w:top w:val="single" w:color="CCCCCC" w:sz="0" w:space="0"/>
-              <w:left w:val="single" w:color="CCCCCC" w:sz="0" w:space="0"/>
-              <w:bottom w:val="single" w:color="CCCCCC" w:sz="0" w:space="0"/>
-              <w:right w:val="single" w:color="CCCCCC" w:sz="0" w:space="0"/>
-            </w:tcBorders>
-            <w:tcMar>
-              <w:top w:w="60" w:type="dxa"/>
-              <w:left w:w="100" w:type="dxa"/>
-              <w:bottom w:w="60" w:type="dxa"/>
-              <w:right w:w="100" w:type="dxa"/>
-            </w:tcMar>
-          </w:tcPr>
-          <w:p>
-            <w:r>
-              <w:rPr>
-                <w:rFonts w:ascii="宋体" w:hAnsi="宋体" w:eastAsia="宋体" w:cs="宋体"/>
-                <w:sz w:val="20"/>
-                <w:szCs w:val="20"/>
-              </w:rPr>
-              <w:t>组员1</w:t>
-            </w:r>
-          </w:p>
-        </w:tc>
-        <w:tc>
-          <w:tcPr>
-            <w:tcW w:w="6406" w:type="dxa"/>
+            <w:tcW w:w="2500" w:type="dxa"/>
+            <w:tcBorders>
+              <w:top w:val="single" w:color="CCCCCC" w:sz="0" w:space="0"/>
+              <w:left w:val="single" w:color="CCCCCC" w:sz="0" w:space="0"/>
+              <w:bottom w:val="single" w:color="CCCCCC" w:sz="0" w:space="0"/>
+              <w:right w:val="single" w:color="CCCCCC" w:sz="0" w:space="0"/>
+            </w:tcBorders>
+            <w:tcMar>
+              <w:top w:w="60" w:type="dxa"/>
+              <w:left w:w="100" w:type="dxa"/>
+              <w:bottom w:w="60" w:type="dxa"/>
+              <w:right w:w="100" w:type="dxa"/>
+            </w:tcMar>
+          </w:tcPr>
+          <w:p>
+            <w:r>
+              <w:rPr>
+                <w:rFonts w:ascii="宋体" w:hAnsi="宋体" w:eastAsia="宋体" w:cs="宋体"/>
+                <w:sz w:val="20"/>
+                <w:szCs w:val="20"/>
+              </w:rPr>
+              <w:t>组员1（颜瑞）</w:t>
+            </w:r>
+          </w:p>
+        </w:tc>
+        <w:tc>
+          <w:tcPr>
+            <w:tcW w:w="5906" w:type="dxa"/>
             <w:tcBorders>
               <w:top w:val="single" w:color="CCCCCC" w:sz="0" w:space="0"/>
               <w:left w:val="single" w:color="CCCCCC" w:sz="0" w:space="0"/>
@@ -16790,34 +16362,34 @@
         </w:tc>
         <w:tc>
           <w:tcPr>
-            <w:tcW w:w="2000" w:type="dxa"/>
-            <w:tcBorders>
-              <w:top w:val="single" w:color="CCCCCC" w:sz="0" w:space="0"/>
-              <w:left w:val="single" w:color="CCCCCC" w:sz="0" w:space="0"/>
-              <w:bottom w:val="single" w:color="CCCCCC" w:sz="0" w:space="0"/>
-              <w:right w:val="single" w:color="CCCCCC" w:sz="0" w:space="0"/>
-            </w:tcBorders>
-            <w:tcMar>
-              <w:top w:w="60" w:type="dxa"/>
-              <w:left w:w="100" w:type="dxa"/>
-              <w:bottom w:w="60" w:type="dxa"/>
-              <w:right w:w="100" w:type="dxa"/>
-            </w:tcMar>
-          </w:tcPr>
-          <w:p>
-            <w:r>
-              <w:rPr>
-                <w:rFonts w:ascii="宋体" w:hAnsi="宋体" w:eastAsia="宋体" w:cs="宋体"/>
-                <w:sz w:val="20"/>
-                <w:szCs w:val="20"/>
-              </w:rPr>
-              <w:t>组员2</w:t>
-            </w:r>
-          </w:p>
-        </w:tc>
-        <w:tc>
-          <w:tcPr>
-            <w:tcW w:w="6406" w:type="dxa"/>
+            <w:tcW w:w="2500" w:type="dxa"/>
+            <w:tcBorders>
+              <w:top w:val="single" w:color="CCCCCC" w:sz="0" w:space="0"/>
+              <w:left w:val="single" w:color="CCCCCC" w:sz="0" w:space="0"/>
+              <w:bottom w:val="single" w:color="CCCCCC" w:sz="0" w:space="0"/>
+              <w:right w:val="single" w:color="CCCCCC" w:sz="0" w:space="0"/>
+            </w:tcBorders>
+            <w:tcMar>
+              <w:top w:w="60" w:type="dxa"/>
+              <w:left w:w="100" w:type="dxa"/>
+              <w:bottom w:w="60" w:type="dxa"/>
+              <w:right w:w="100" w:type="dxa"/>
+            </w:tcMar>
+          </w:tcPr>
+          <w:p>
+            <w:r>
+              <w:rPr>
+                <w:rFonts w:ascii="宋体" w:hAnsi="宋体" w:eastAsia="宋体" w:cs="宋体"/>
+                <w:sz w:val="20"/>
+                <w:szCs w:val="20"/>
+              </w:rPr>
+              <w:t>组员2（陈培钦）</w:t>
+            </w:r>
+          </w:p>
+        </w:tc>
+        <w:tc>
+          <w:tcPr>
+            <w:tcW w:w="5906" w:type="dxa"/>
             <w:tcBorders>
               <w:top w:val="single" w:color="CCCCCC" w:sz="0" w:space="0"/>
               <w:left w:val="single" w:color="CCCCCC" w:sz="0" w:space="0"/>
@@ -16889,34 +16461,34 @@
         </w:tc>
         <w:tc>
           <w:tcPr>
-            <w:tcW w:w="2000" w:type="dxa"/>
-            <w:tcBorders>
-              <w:top w:val="single" w:color="CCCCCC" w:sz="0" w:space="0"/>
-              <w:left w:val="single" w:color="CCCCCC" w:sz="0" w:space="0"/>
-              <w:bottom w:val="single" w:color="CCCCCC" w:sz="0" w:space="0"/>
-              <w:right w:val="single" w:color="CCCCCC" w:sz="0" w:space="0"/>
-            </w:tcBorders>
-            <w:tcMar>
-              <w:top w:w="60" w:type="dxa"/>
-              <w:left w:w="100" w:type="dxa"/>
-              <w:bottom w:w="60" w:type="dxa"/>
-              <w:right w:w="100" w:type="dxa"/>
-            </w:tcMar>
-          </w:tcPr>
-          <w:p>
-            <w:r>
-              <w:rPr>
-                <w:rFonts w:ascii="宋体" w:hAnsi="宋体" w:eastAsia="宋体" w:cs="宋体"/>
-                <w:sz w:val="20"/>
-                <w:szCs w:val="20"/>
-              </w:rPr>
-              <w:t>组员3</w:t>
-            </w:r>
-          </w:p>
-        </w:tc>
-        <w:tc>
-          <w:tcPr>
-            <w:tcW w:w="6406" w:type="dxa"/>
+            <w:tcW w:w="2500" w:type="dxa"/>
+            <w:tcBorders>
+              <w:top w:val="single" w:color="CCCCCC" w:sz="0" w:space="0"/>
+              <w:left w:val="single" w:color="CCCCCC" w:sz="0" w:space="0"/>
+              <w:bottom w:val="single" w:color="CCCCCC" w:sz="0" w:space="0"/>
+              <w:right w:val="single" w:color="CCCCCC" w:sz="0" w:space="0"/>
+            </w:tcBorders>
+            <w:tcMar>
+              <w:top w:w="60" w:type="dxa"/>
+              <w:left w:w="100" w:type="dxa"/>
+              <w:bottom w:w="60" w:type="dxa"/>
+              <w:right w:w="100" w:type="dxa"/>
+            </w:tcMar>
+          </w:tcPr>
+          <w:p>
+            <w:r>
+              <w:rPr>
+                <w:rFonts w:ascii="宋体" w:hAnsi="宋体" w:eastAsia="宋体" w:cs="宋体"/>
+                <w:sz w:val="20"/>
+                <w:szCs w:val="20"/>
+              </w:rPr>
+              <w:t>组员3（杨晋宇）</w:t>
+            </w:r>
+          </w:p>
+        </w:tc>
+        <w:tc>
+          <w:tcPr>
+            <w:tcW w:w="5906" w:type="dxa"/>
             <w:tcBorders>
               <w:top w:val="single" w:color="CCCCCC" w:sz="0" w:space="0"/>
               <w:left w:val="single" w:color="CCCCCC" w:sz="0" w:space="0"/>
@@ -16988,34 +16560,34 @@
         </w:tc>
         <w:tc>
           <w:tcPr>
-            <w:tcW w:w="2000" w:type="dxa"/>
-            <w:tcBorders>
-              <w:top w:val="single" w:color="CCCCCC" w:sz="0" w:space="0"/>
-              <w:left w:val="single" w:color="CCCCCC" w:sz="0" w:space="0"/>
-              <w:bottom w:val="single" w:color="CCCCCC" w:sz="0" w:space="0"/>
-              <w:right w:val="single" w:color="CCCCCC" w:sz="0" w:space="0"/>
-            </w:tcBorders>
-            <w:tcMar>
-              <w:top w:w="60" w:type="dxa"/>
-              <w:left w:w="100" w:type="dxa"/>
-              <w:bottom w:w="60" w:type="dxa"/>
-              <w:right w:w="100" w:type="dxa"/>
-            </w:tcMar>
-          </w:tcPr>
-          <w:p>
-            <w:r>
-              <w:rPr>
-                <w:rFonts w:ascii="宋体" w:hAnsi="宋体" w:eastAsia="宋体" w:cs="宋体"/>
-                <w:sz w:val="20"/>
-                <w:szCs w:val="20"/>
-              </w:rPr>
-              <w:t>组员4</w:t>
-            </w:r>
-          </w:p>
-        </w:tc>
-        <w:tc>
-          <w:tcPr>
-            <w:tcW w:w="6406" w:type="dxa"/>
+            <w:tcW w:w="2500" w:type="dxa"/>
+            <w:tcBorders>
+              <w:top w:val="single" w:color="CCCCCC" w:sz="0" w:space="0"/>
+              <w:left w:val="single" w:color="CCCCCC" w:sz="0" w:space="0"/>
+              <w:bottom w:val="single" w:color="CCCCCC" w:sz="0" w:space="0"/>
+              <w:right w:val="single" w:color="CCCCCC" w:sz="0" w:space="0"/>
+            </w:tcBorders>
+            <w:tcMar>
+              <w:top w:w="60" w:type="dxa"/>
+              <w:left w:w="100" w:type="dxa"/>
+              <w:bottom w:w="60" w:type="dxa"/>
+              <w:right w:w="100" w:type="dxa"/>
+            </w:tcMar>
+          </w:tcPr>
+          <w:p>
+            <w:r>
+              <w:rPr>
+                <w:rFonts w:ascii="宋体" w:hAnsi="宋体" w:eastAsia="宋体" w:cs="宋体"/>
+                <w:sz w:val="20"/>
+                <w:szCs w:val="20"/>
+              </w:rPr>
+              <w:t>组员4（王润廷）</w:t>
+            </w:r>
+          </w:p>
+        </w:tc>
+        <w:tc>
+          <w:tcPr>
+            <w:tcW w:w="5906" w:type="dxa"/>
             <w:tcBorders>
               <w:top w:val="single" w:color="CCCCCC" w:sz="0" w:space="0"/>
               <w:left w:val="single" w:color="CCCCCC" w:sz="0" w:space="0"/>
@@ -17087,34 +16659,34 @@
         </w:tc>
         <w:tc>
           <w:tcPr>
-            <w:tcW w:w="2000" w:type="dxa"/>
-            <w:tcBorders>
-              <w:top w:val="single" w:color="CCCCCC" w:sz="0" w:space="0"/>
-              <w:left w:val="single" w:color="CCCCCC" w:sz="0" w:space="0"/>
-              <w:bottom w:val="single" w:color="CCCCCC" w:sz="0" w:space="0"/>
-              <w:right w:val="single" w:color="CCCCCC" w:sz="0" w:space="0"/>
-            </w:tcBorders>
-            <w:tcMar>
-              <w:top w:w="60" w:type="dxa"/>
-              <w:left w:w="100" w:type="dxa"/>
-              <w:bottom w:w="60" w:type="dxa"/>
-              <w:right w:w="100" w:type="dxa"/>
-            </w:tcMar>
-          </w:tcPr>
-          <w:p>
-            <w:r>
-              <w:rPr>
-                <w:rFonts w:ascii="宋体" w:hAnsi="宋体" w:eastAsia="宋体" w:cs="宋体"/>
-                <w:sz w:val="20"/>
-                <w:szCs w:val="20"/>
-              </w:rPr>
-              <w:t>组员4</w:t>
-            </w:r>
-          </w:p>
-        </w:tc>
-        <w:tc>
-          <w:tcPr>
-            <w:tcW w:w="6406" w:type="dxa"/>
+            <w:tcW w:w="2500" w:type="dxa"/>
+            <w:tcBorders>
+              <w:top w:val="single" w:color="CCCCCC" w:sz="0" w:space="0"/>
+              <w:left w:val="single" w:color="CCCCCC" w:sz="0" w:space="0"/>
+              <w:bottom w:val="single" w:color="CCCCCC" w:sz="0" w:space="0"/>
+              <w:right w:val="single" w:color="CCCCCC" w:sz="0" w:space="0"/>
+            </w:tcBorders>
+            <w:tcMar>
+              <w:top w:w="60" w:type="dxa"/>
+              <w:left w:w="100" w:type="dxa"/>
+              <w:bottom w:w="60" w:type="dxa"/>
+              <w:right w:w="100" w:type="dxa"/>
+            </w:tcMar>
+          </w:tcPr>
+          <w:p>
+            <w:r>
+              <w:rPr>
+                <w:rFonts w:ascii="宋体" w:hAnsi="宋体" w:eastAsia="宋体" w:cs="宋体"/>
+                <w:sz w:val="20"/>
+                <w:szCs w:val="20"/>
+              </w:rPr>
+              <w:t>组员4（王润廷）</w:t>
+            </w:r>
+          </w:p>
+        </w:tc>
+        <w:tc>
+          <w:tcPr>
+            <w:tcW w:w="5906" w:type="dxa"/>
             <w:tcBorders>
               <w:top w:val="single" w:color="CCCCCC" w:sz="0" w:space="0"/>
               <w:left w:val="single" w:color="CCCCCC" w:sz="0" w:space="0"/>
@@ -17186,34 +16758,34 @@
         </w:tc>
         <w:tc>
           <w:tcPr>
-            <w:tcW w:w="2000" w:type="dxa"/>
-            <w:tcBorders>
-              <w:top w:val="single" w:color="CCCCCC" w:sz="0" w:space="0"/>
-              <w:left w:val="single" w:color="CCCCCC" w:sz="0" w:space="0"/>
-              <w:bottom w:val="single" w:color="CCCCCC" w:sz="0" w:space="0"/>
-              <w:right w:val="single" w:color="CCCCCC" w:sz="0" w:space="0"/>
-            </w:tcBorders>
-            <w:tcMar>
-              <w:top w:w="60" w:type="dxa"/>
-              <w:left w:w="100" w:type="dxa"/>
-              <w:bottom w:w="60" w:type="dxa"/>
-              <w:right w:w="100" w:type="dxa"/>
-            </w:tcMar>
-          </w:tcPr>
-          <w:p>
-            <w:r>
-              <w:rPr>
-                <w:rFonts w:ascii="宋体" w:hAnsi="宋体" w:eastAsia="宋体" w:cs="宋体"/>
-                <w:sz w:val="20"/>
-                <w:szCs w:val="20"/>
-              </w:rPr>
-              <w:t>组员5</w:t>
-            </w:r>
-          </w:p>
-        </w:tc>
-        <w:tc>
-          <w:tcPr>
-            <w:tcW w:w="6406" w:type="dxa"/>
+            <w:tcW w:w="2500" w:type="dxa"/>
+            <w:tcBorders>
+              <w:top w:val="single" w:color="CCCCCC" w:sz="0" w:space="0"/>
+              <w:left w:val="single" w:color="CCCCCC" w:sz="0" w:space="0"/>
+              <w:bottom w:val="single" w:color="CCCCCC" w:sz="0" w:space="0"/>
+              <w:right w:val="single" w:color="CCCCCC" w:sz="0" w:space="0"/>
+            </w:tcBorders>
+            <w:tcMar>
+              <w:top w:w="60" w:type="dxa"/>
+              <w:left w:w="100" w:type="dxa"/>
+              <w:bottom w:w="60" w:type="dxa"/>
+              <w:right w:w="100" w:type="dxa"/>
+            </w:tcMar>
+          </w:tcPr>
+          <w:p>
+            <w:r>
+              <w:rPr>
+                <w:rFonts w:ascii="宋体" w:hAnsi="宋体" w:eastAsia="宋体" w:cs="宋体"/>
+                <w:sz w:val="20"/>
+                <w:szCs w:val="20"/>
+              </w:rPr>
+              <w:t>组员5（柯康锐）</w:t>
+            </w:r>
+          </w:p>
+        </w:tc>
+        <w:tc>
+          <w:tcPr>
+            <w:tcW w:w="5906" w:type="dxa"/>
             <w:tcBorders>
               <w:top w:val="single" w:color="CCCCCC" w:sz="0" w:space="0"/>
               <w:left w:val="single" w:color="CCCCCC" w:sz="0" w:space="0"/>
@@ -17245,7 +16817,7 @@
         <w:pStyle w:val="3"/>
         <w:spacing w:before="240" w:after="180"/>
       </w:pPr>
-      <w:bookmarkStart w:id="39" w:name="_Toc22089"/>
+      <w:bookmarkStart w:id="39" w:name="_Toc30248"/>
       <w:r>
         <w:rPr>
           <w:rFonts w:ascii="黑体" w:hAnsi="黑体" w:eastAsia="黑体" w:cs="黑体"/>
@@ -17263,7 +16835,7 @@
         <w:pStyle w:val="4"/>
         <w:spacing w:before="180" w:after="120"/>
       </w:pPr>
-      <w:bookmarkStart w:id="40" w:name="_Toc8629"/>
+      <w:bookmarkStart w:id="40" w:name="_Toc32160"/>
       <w:r>
         <w:rPr>
           <w:rFonts w:ascii="黑体" w:hAnsi="黑体" w:eastAsia="黑体" w:cs="黑体"/>
@@ -17513,7 +17085,7 @@
                 <w:sz w:val="20"/>
                 <w:szCs w:val="20"/>
               </w:rPr>
-              <w:t>JSON配置文件</w:t>
+              <w:t>JSON配置</w:t>
             </w:r>
           </w:p>
         </w:tc>
@@ -17821,7 +17393,7 @@
         <w:pStyle w:val="4"/>
         <w:spacing w:before="180" w:after="120"/>
       </w:pPr>
-      <w:bookmarkStart w:id="41" w:name="_Toc21095"/>
+      <w:bookmarkStart w:id="41" w:name="_Toc28683"/>
       <w:r>
         <w:rPr>
           <w:rFonts w:ascii="黑体" w:hAnsi="黑体" w:eastAsia="黑体" w:cs="黑体"/>
@@ -17870,12 +17442,6 @@
             <w:insideH w:val="single" w:color="auto" w:sz="4" w:space="0"/>
             <w:insideV w:val="single" w:color="auto" w:sz="4" w:space="0"/>
           </w:tblBorders>
-          <w:tblCellMar>
-            <w:top w:w="0" w:type="dxa"/>
-            <w:left w:w="10" w:type="dxa"/>
-            <w:bottom w:w="0" w:type="dxa"/>
-            <w:right w:w="10" w:type="dxa"/>
-          </w:tblCellMar>
         </w:tblPrEx>
         <w:tc>
           <w:tcPr>
@@ -18285,7 +17851,7 @@
         <w:pStyle w:val="2"/>
         <w:spacing w:before="360" w:after="240"/>
       </w:pPr>
-      <w:bookmarkStart w:id="42" w:name="_Toc6367"/>
+      <w:bookmarkStart w:id="42" w:name="_Toc32709"/>
       <w:r>
         <w:rPr>
           <w:rFonts w:ascii="黑体" w:hAnsi="黑体" w:eastAsia="黑体" w:cs="黑体"/>
@@ -18308,7 +17874,7 @@
           <w:sz w:val="24"/>
           <w:szCs w:val="24"/>
         </w:rPr>
-        <w:t>负责人：组员2 | 引擎：SQLite 3 | 文件：Data/ISO11820.db</w:t>
+        <w:t>负责人：组员2（陈培钦） | 引擎：SQLite 3 | 文件：Data/ISO11820.db</w:t>
       </w:r>
     </w:p>
     <w:p>
@@ -18316,7 +17882,7 @@
         <w:pStyle w:val="3"/>
         <w:spacing w:before="240" w:after="180"/>
       </w:pPr>
-      <w:bookmarkStart w:id="43" w:name="_Toc18299"/>
+      <w:bookmarkStart w:id="43" w:name="_Toc22359"/>
       <w:r>
         <w:rPr>
           <w:rFonts w:ascii="黑体" w:hAnsi="黑体" w:eastAsia="黑体" w:cs="黑体"/>
@@ -18347,7 +17913,7 @@
         <w:pStyle w:val="3"/>
         <w:spacing w:before="240" w:after="180"/>
       </w:pPr>
-      <w:bookmarkStart w:id="44" w:name="_Toc21134"/>
+      <w:bookmarkStart w:id="44" w:name="_Toc18772"/>
       <w:r>
         <w:rPr>
           <w:rFonts w:ascii="黑体" w:hAnsi="黑体" w:eastAsia="黑体" w:cs="黑体"/>
@@ -18372,7 +17938,7 @@
           <w:sz w:val="24"/>
           <w:szCs w:val="24"/>
         </w:rPr>
-        <w:t>operators：userid/username/pwd/usertype，无主键约束。apparatus：apparatusid(PK)/innernumber/apparatusname/checkdatef/checkdatet/pidport/powerport/constpower。productmaster：productid(PK)/productname/specific/diameter/height。testmaster⭐核心表：联合主键(productid,testid)，50+字段含基本信息/质量数据/试验过程/温度最大值/最终值/温升/备注，3个索引。sensors：17个通道(0~16)，5个核心+12个备用。CalibrationRecords：GUID主键，9测温点+计算结果30+字段。</w:t>
+        <w:t>operators：userid/username/pwd/usertype。apparatus：apparatusid(PK)/innernumber/apparatusname/checkdatef/checkdatet/pidport/powerport/constpower。productmaster：productid(PK)/productname/specific/diameter/height。testmaster⭐核心表：联合主键，50+字段含基本信息/质量/试验过程/温度最大值/最终值/温升/备注，3个索引。sensors：17个通道(0~16)，5个核心+12个备用。CalibrationRecords：GUID主键，9测温点+30+字段。</w:t>
       </w:r>
     </w:p>
     <w:p>
@@ -18380,7 +17946,7 @@
         <w:pStyle w:val="3"/>
         <w:spacing w:before="240" w:after="180"/>
       </w:pPr>
-      <w:bookmarkStart w:id="45" w:name="_Toc21965"/>
+      <w:bookmarkStart w:id="45" w:name="_Toc8816"/>
       <w:r>
         <w:rPr>
           <w:rFonts w:ascii="黑体" w:hAnsi="黑体" w:eastAsia="黑体" w:cs="黑体"/>
@@ -18403,7 +17969,7 @@
           <w:sz w:val="24"/>
           <w:szCs w:val="24"/>
         </w:rPr>
-        <w:t>存储路径：{BaseDirectory}/TestData/{productId}/{testId}/sensor_data.csv。格式：Time,Temp1,Temp2,TempSurface,TempCenter,TempCalibration（每秒一行）。</w:t>
+        <w:t>存储路径：{BaseDirectory}/TestData/{productId}/{testId}/sensor_data.csv。每秒一行：Time,Temp1,Temp2,TempSurface,TempCenter,TempCalibration。</w:t>
       </w:r>
     </w:p>
     <w:p>
@@ -18416,7 +17982,7 @@
         <w:pStyle w:val="2"/>
         <w:spacing w:before="360" w:after="240"/>
       </w:pPr>
-      <w:bookmarkStart w:id="46" w:name="_Toc25374"/>
+      <w:bookmarkStart w:id="46" w:name="_Toc32339"/>
       <w:r>
         <w:rPr>
           <w:rFonts w:ascii="黑体" w:hAnsi="黑体" w:eastAsia="黑体" w:cs="黑体"/>
@@ -18439,7 +18005,7 @@
           <w:sz w:val="24"/>
           <w:szCs w:val="24"/>
         </w:rPr>
-        <w:t>Maven打包：mvn clean package。运行：java -jar target/iso11820-system-1.0-SNAPSHOT.jar。部署目录：iso11820-system.jar+appsettings.json+Data/ISO11820.db(自动创建)+TestData/+Reports/+logs/。</w:t>
+        <w:t>Maven打包：mvn clean package。运行：java -jar target/iso11820-system-1.0-SNAPSHOT.jar。部署目录：iso11820-system.jar+appsettings.json+Data/ISO11820.db(自动创建)。</w:t>
       </w:r>
     </w:p>
     <w:p>
@@ -18452,7 +18018,7 @@
         <w:pStyle w:val="2"/>
         <w:spacing w:before="360" w:after="240"/>
       </w:pPr>
-      <w:bookmarkStart w:id="47" w:name="_Toc10420"/>
+      <w:bookmarkStart w:id="47" w:name="_Toc6064"/>
       <w:r>
         <w:rPr>
           <w:rFonts w:ascii="黑体" w:hAnsi="黑体" w:eastAsia="黑体" w:cs="黑体"/>
@@ -18470,7 +18036,7 @@
         <w:pStyle w:val="3"/>
         <w:spacing w:before="240" w:after="180"/>
       </w:pPr>
-      <w:bookmarkStart w:id="48" w:name="_Toc14149"/>
+      <w:bookmarkStart w:id="48" w:name="_Toc23673"/>
       <w:r>
         <w:rPr>
           <w:rFonts w:ascii="黑体" w:hAnsi="黑体" w:eastAsia="黑体" w:cs="黑体"/>
@@ -18479,7 +18045,7 @@
           <w:sz w:val="28"/>
           <w:szCs w:val="28"/>
         </w:rPr>
-        <w:t>8.1 核心引擎模块（组员1）</w:t>
+        <w:t>8.1 核心引擎模块（组员1（颜瑞））</w:t>
       </w:r>
       <w:bookmarkEnd w:id="48"/>
     </w:p>
@@ -18493,7 +18059,7 @@
           <w:sz w:val="24"/>
           <w:szCs w:val="24"/>
         </w:rPr>
-        <w:t>8.1.1功能描述：试验状态管理、温度仿真数据生成、试验主调度控制。8个Java文件，3,026行。8.1.2性能描述：仿真迭代800ms、状态切换&lt;1ms、温漂O(n)。8.1.5程序逻辑：TestStateMachine(AtomicReference+synchronized)、SensorSimulator(四阶段算法)、TestMaster(ScheduledExecutorService 800ms)。8.1.6限制条件：仅支持单炉仿真、硬件模式代码未实现。</w:t>
+        <w:t>8.1.1功能描述：试验状态管理、温度仿真、主调度控制。8个Java文件，3,026行。8.1.5程序逻辑：TestStateMachine(AtomicReference+synchronized)、SensorSimulator(四阶段算法)、TestMaster(ScheduledExecutorService 800ms)。</w:t>
       </w:r>
     </w:p>
     <w:p>
@@ -18501,7 +18067,7 @@
         <w:pStyle w:val="3"/>
         <w:spacing w:before="240" w:after="180"/>
       </w:pPr>
-      <w:bookmarkStart w:id="49" w:name="_Toc13764"/>
+      <w:bookmarkStart w:id="49" w:name="_Toc21422"/>
       <w:r>
         <w:rPr>
           <w:rFonts w:ascii="黑体" w:hAnsi="黑体" w:eastAsia="黑体" w:cs="黑体"/>
@@ -18510,7 +18076,7 @@
           <w:sz w:val="28"/>
           <w:szCs w:val="28"/>
         </w:rPr>
-        <w:t>8.2 数据持久层模块（组员2）</w:t>
+        <w:t>8.2 数据持久层模块（组员2（陈培钦））</w:t>
       </w:r>
       <w:bookmarkEnd w:id="49"/>
     </w:p>
@@ -18524,7 +18090,7 @@
           <w:sz w:val="24"/>
           <w:szCs w:val="24"/>
         </w:rPr>
-        <w:t>8.2.1功能描述：SQLite数据库完整生命周期管理。20+个Java文件，3,327行。8.2.5程序逻辑：BaseDao&lt;T&gt;(反射泛型CRUD)、DbUtil(连接管理+版本升级+事务)。8.2.6限制条件：仅支持SQLite、列名与字段名一致、实体类需无参构造。</w:t>
+        <w:t>8.2.1功能描述：SQLite数据库完整生命周期管理。20+个Java文件，3,327行。8.2.5程序逻辑：BaseDao&lt;T&gt;(反射泛型CRUD)、DbUtil(连接管理+版本升级+事务)。</w:t>
       </w:r>
     </w:p>
     <w:p>
@@ -18532,7 +18098,7 @@
         <w:pStyle w:val="3"/>
         <w:spacing w:before="240" w:after="180"/>
       </w:pPr>
-      <w:bookmarkStart w:id="50" w:name="_Toc8990"/>
+      <w:bookmarkStart w:id="50" w:name="_Toc29904"/>
       <w:r>
         <w:rPr>
           <w:rFonts w:ascii="黑体" w:hAnsi="黑体" w:eastAsia="黑体" w:cs="黑体"/>
@@ -18541,7 +18107,7 @@
           <w:sz w:val="28"/>
           <w:szCs w:val="28"/>
         </w:rPr>
-        <w:t>8.3 UI可视化模块（组员3）</w:t>
+        <w:t>8.3 UI可视化模块（组员3（杨晋宇））</w:t>
       </w:r>
       <w:bookmarkEnd w:id="50"/>
     </w:p>
@@ -18555,7 +18121,7 @@
           <w:sz w:val="24"/>
           <w:szCs w:val="24"/>
         </w:rPr>
-        <w:t>8.3.1功能描述：登录窗口、主控制面板、实时温度曲线、业务弹窗。4个Controller+4个FXML+1个CSS，1,177行。8.3.5程序逻辑：LoginController(角色+密码验证)、MainController(DataChangeListener+Platform.runLater+4条XYSeries+按钮状态联动)。</w:t>
+        <w:t>8.3.1功能描述：登录窗口、主控制面板、实时温度曲线、业务弹窗。4个Controller+4个FXML+1个CSS，1,177行。</w:t>
       </w:r>
     </w:p>
     <w:p>
@@ -18563,7 +18129,7 @@
         <w:pStyle w:val="3"/>
         <w:spacing w:before="240" w:after="180"/>
       </w:pPr>
-      <w:bookmarkStart w:id="51" w:name="_Toc10813"/>
+      <w:bookmarkStart w:id="51" w:name="_Toc14035"/>
       <w:r>
         <w:rPr>
           <w:rFonts w:ascii="黑体" w:hAnsi="黑体" w:eastAsia="黑体" w:cs="黑体"/>
@@ -18572,7 +18138,7 @@
           <w:sz w:val="28"/>
           <w:szCs w:val="28"/>
         </w:rPr>
-        <w:t>8.4 工具服务模块（组员4）</w:t>
+        <w:t>8.4 工具服务模块（组员4（王润廷））</w:t>
       </w:r>
       <w:bookmarkEnd w:id="51"/>
     </w:p>
@@ -18586,7 +18152,7 @@
           <w:sz w:val="24"/>
           <w:szCs w:val="24"/>
         </w:rPr>
-        <w:t>8.4.1功能描述：系统配置管理、日志系统、CSV/Excel/PDF报告导出、数值/日期/JSON工具类。12个Java文件，4,631行。8.4.5程序逻辑：CsvDataService(ReentrantReadWriteLock+UTF-8 BOM)、ExcelReportService(3Sheet+ChartSheet)、PdfReportService(iText 7+pdfCalligraph)、ReportExportService(门面模式)、AppConfig(DCL单例+读写锁)。</w:t>
+        <w:t>8.4.1功能描述：配置管理、日志、CSV/Excel/PDF报告导出、工具类。12个Java文件，4,631行。</w:t>
       </w:r>
     </w:p>
     <w:p>
@@ -18594,7 +18160,7 @@
         <w:pStyle w:val="3"/>
         <w:spacing w:before="240" w:after="180"/>
       </w:pPr>
-      <w:bookmarkStart w:id="52" w:name="_Toc19019"/>
+      <w:bookmarkStart w:id="52" w:name="_Toc4996"/>
       <w:r>
         <w:rPr>
           <w:rFonts w:ascii="黑体" w:hAnsi="黑体" w:eastAsia="黑体" w:cs="黑体"/>
@@ -18603,7 +18169,7 @@
           <w:sz w:val="28"/>
           <w:szCs w:val="28"/>
         </w:rPr>
-        <w:t>8.5 质量测试与交付模块（组员5）</w:t>
+        <w:t>8.5 质量测试与交付模块（组员5（柯康锐））</w:t>
       </w:r>
       <w:bookmarkEnd w:id="52"/>
     </w:p>
@@ -18617,7 +18183,7 @@
           <w:sz w:val="24"/>
           <w:szCs w:val="24"/>
         </w:rPr>
-        <w:t>8.5.1功能描述：全项目单元测试体系建设、JaCoCo覆盖率门禁配置、5份大赛标准文档撰写。14个测试类，3,948行。8.5.5程序逻辑：测试架构(分层组织+BaseDaoTest基类)、JaCoCo配置(80%门禁)。</w:t>
+        <w:t>8.5.1功能描述：全项目单元测试、JaCoCo覆盖率门禁、5份大赛标准文档。14个测试类，3,948行。</w:t>
       </w:r>
     </w:p>
     <w:p>
@@ -18630,7 +18196,7 @@
         <w:pStyle w:val="2"/>
         <w:spacing w:before="360" w:after="240"/>
       </w:pPr>
-      <w:bookmarkStart w:id="53" w:name="_Toc8462"/>
+      <w:bookmarkStart w:id="53" w:name="_Toc7289"/>
       <w:r>
         <w:rPr>
           <w:rFonts w:ascii="黑体" w:hAnsi="黑体" w:eastAsia="黑体" w:cs="黑体"/>
@@ -18653,7 +18219,7 @@
           <w:sz w:val="24"/>
           <w:szCs w:val="24"/>
         </w:rPr>
-        <w:t>负责人：组员5（质量测试&amp;交付统筹）| 配合人员：组员1-4</w:t>
+        <w:t>负责人：组员5（柯康锐） | 配合人员：组员1（颜瑞）、组员2（陈培钦）、组员3（杨晋宇）、组员4（王润廷）</w:t>
       </w:r>
     </w:p>
     <w:tbl>
@@ -18900,7 +18466,7 @@
                 <w:sz w:val="20"/>
                 <w:szCs w:val="20"/>
               </w:rPr>
-              <w:t>组员5编写+组员1-4联调</w:t>
+              <w:t>组员5（柯康锐）编写+组员1（颜瑞）-4联调</w:t>
             </w:r>
           </w:p>
         </w:tc>
@@ -19026,7 +18592,7 @@
                 <w:sz w:val="20"/>
                 <w:szCs w:val="20"/>
               </w:rPr>
-              <w:t>组员5配置</w:t>
+              <w:t>组员5（柯康锐）配置</w:t>
             </w:r>
           </w:p>
         </w:tc>
@@ -19373,8 +18939,8 @@
     <w:lsdException w:unhideWhenUsed="0" w:uiPriority="0" w:semiHidden="0" w:name="annotation reference"/>
     <w:lsdException w:unhideWhenUsed="0" w:uiPriority="0" w:semiHidden="0" w:name="line number"/>
     <w:lsdException w:unhideWhenUsed="0" w:uiPriority="0" w:semiHidden="0" w:name="page number"/>
-    <w:lsdException w:uiPriority="99" w:name="endnote reference"/>
-    <w:lsdException w:uiPriority="99" w:name="endnote text"/>
+    <w:lsdException w:qFormat="1" w:uiPriority="99" w:name="endnote reference"/>
+    <w:lsdException w:qFormat="1" w:uiPriority="99" w:name="endnote text"/>
     <w:lsdException w:unhideWhenUsed="0" w:uiPriority="0" w:semiHidden="0" w:name="table of authorities"/>
     <w:lsdException w:unhideWhenUsed="0" w:uiPriority="0" w:semiHidden="0" w:name="macro"/>
     <w:lsdException w:unhideWhenUsed="0" w:uiPriority="0" w:semiHidden="0" w:name="toa heading"/>
@@ -19396,7 +18962,7 @@
     <w:lsdException w:qFormat="1" w:unhideWhenUsed="0" w:uiPriority="0" w:semiHidden="0" w:name="Title"/>
     <w:lsdException w:unhideWhenUsed="0" w:uiPriority="0" w:semiHidden="0" w:name="Closing"/>
     <w:lsdException w:unhideWhenUsed="0" w:uiPriority="0" w:semiHidden="0" w:name="Signature"/>
-    <w:lsdException w:unhideWhenUsed="0" w:uiPriority="0" w:name="Default Paragraph Font"/>
+    <w:lsdException w:qFormat="1" w:unhideWhenUsed="0" w:uiPriority="0" w:name="Default Paragraph Font"/>
     <w:lsdException w:unhideWhenUsed="0" w:uiPriority="0" w:semiHidden="0" w:name="Body Text"/>
     <w:lsdException w:unhideWhenUsed="0" w:uiPriority="0" w:semiHidden="0" w:name="Body Text Indent"/>
     <w:lsdException w:unhideWhenUsed="0" w:uiPriority="0" w:semiHidden="0" w:name="List Continue"/>
@@ -19416,7 +18982,7 @@
     <w:lsdException w:unhideWhenUsed="0" w:uiPriority="0" w:semiHidden="0" w:name="Body Text Indent 2"/>
     <w:lsdException w:unhideWhenUsed="0" w:uiPriority="0" w:semiHidden="0" w:name="Body Text Indent 3"/>
     <w:lsdException w:unhideWhenUsed="0" w:uiPriority="0" w:semiHidden="0" w:name="Block Text"/>
-    <w:lsdException w:uiPriority="99" w:semiHidden="0" w:name="Hyperlink"/>
+    <w:lsdException w:qFormat="1" w:uiPriority="99" w:semiHidden="0" w:name="Hyperlink"/>
     <w:lsdException w:unhideWhenUsed="0" w:uiPriority="0" w:semiHidden="0" w:name="FollowedHyperlink"/>
     <w:lsdException w:qFormat="1" w:unhideWhenUsed="0" w:uiPriority="0" w:semiHidden="0" w:name="Strong"/>
     <w:lsdException w:qFormat="1" w:unhideWhenUsed="0" w:uiPriority="0" w:semiHidden="0" w:name="Emphasis"/>
@@ -19434,7 +19000,7 @@
     <w:lsdException w:unhideWhenUsed="0" w:uiPriority="0" w:semiHidden="0" w:name="HTML Sample"/>
     <w:lsdException w:unhideWhenUsed="0" w:uiPriority="0" w:semiHidden="0" w:name="HTML Typewriter"/>
     <w:lsdException w:unhideWhenUsed="0" w:uiPriority="0" w:semiHidden="0" w:name="HTML Variable"/>
-    <w:lsdException w:qFormat="1" w:unhideWhenUsed="0" w:uiPriority="0" w:name="Normal Table"/>
+    <w:lsdException w:unhideWhenUsed="0" w:uiPriority="0" w:name="Normal Table"/>
     <w:lsdException w:unhideWhenUsed="0" w:uiPriority="0" w:semiHidden="0" w:name="annotation subject"/>
     <w:lsdException w:unhideWhenUsed="0" w:uiPriority="0" w:semiHidden="0" w:name="Table Simple 1"/>
     <w:lsdException w:unhideWhenUsed="0" w:uiPriority="0" w:semiHidden="0" w:name="Table Simple 2"/>
@@ -19687,12 +19253,12 @@
   <w:style w:type="character" w:default="1" w:styleId="15">
     <w:name w:val="Default Paragraph Font"/>
     <w:semiHidden/>
+    <w:qFormat/>
     <w:uiPriority w:val="0"/>
   </w:style>
   <w:style w:type="table" w:default="1" w:styleId="14">
     <w:name w:val="Normal Table"/>
     <w:semiHidden/>
-    <w:qFormat/>
     <w:uiPriority w:val="0"/>
     <w:tblPr>
       <w:tblCellMar>
@@ -19717,6 +19283,7 @@
     <w:link w:val="21"/>
     <w:semiHidden/>
     <w:unhideWhenUsed/>
+    <w:qFormat/>
     <w:uiPriority w:val="99"/>
     <w:pPr>
       <w:spacing w:after="0" w:line="240" w:lineRule="auto"/>
@@ -19772,6 +19339,7 @@
     <w:name w:val="endnote reference"/>
     <w:semiHidden/>
     <w:unhideWhenUsed/>
+    <w:qFormat/>
     <w:uiPriority w:val="99"/>
     <w:rPr>
       <w:vertAlign w:val="superscript"/>
@@ -19780,6 +19348,7 @@
   <w:style w:type="character" w:styleId="17">
     <w:name w:val="Hyperlink"/>
     <w:unhideWhenUsed/>
+    <w:qFormat/>
     <w:uiPriority w:val="99"/>
     <w:rPr>
       <w:color w:val="0563C1"/>
@@ -19811,6 +19380,7 @@
     <w:link w:val="11"/>
     <w:semiHidden/>
     <w:unhideWhenUsed/>
+    <w:qFormat/>
     <w:uiPriority w:val="99"/>
     <w:rPr>
       <w:sz w:val="20"/>
@@ -19822,6 +19392,7 @@
     <w:link w:val="9"/>
     <w:semiHidden/>
     <w:unhideWhenUsed/>
+    <w:qFormat/>
     <w:uiPriority w:val="99"/>
     <w:rPr>
       <w:sz w:val="20"/>
